--- a/Documentos/Trabajo 3.docx
+++ b/Documentos/Trabajo 3.docx
@@ -1,11 +1,7 @@
 
 <file path=word/document.xml><?xml version="1.0" encoding="utf-8"?>
 <w:document xmlns:wpc="http://schemas.microsoft.com/office/word/2010/wordprocessingCanvas" xmlns:cx="http://schemas.microsoft.com/office/drawing/2014/chartex" xmlns:cx1="http://schemas.microsoft.com/office/drawing/2015/9/8/chartex" xmlns:cx2="http://schemas.microsoft.com/office/drawing/2015/10/21/chartex" xmlns:cx3="http://schemas.microsoft.com/office/drawing/2016/5/9/chartex" xmlns:cx4="http://schemas.microsoft.com/office/drawing/2016/5/10/chartex" xmlns:cx5="http://schemas.microsoft.com/office/drawing/2016/5/11/chartex" xmlns:cx6="http://schemas.microsoft.com/office/drawing/2016/5/12/chartex" xmlns:cx7="http://schemas.microsoft.com/office/drawing/2016/5/13/chartex" xmlns:cx8="http://schemas.microsoft.com/office/drawing/2016/5/14/chartex" xmlns:mc="http://schemas.openxmlformats.org/markup-compatibility/2006" xmlns:aink="http://schemas.microsoft.com/office/drawing/2016/ink" xmlns:am3d="http://schemas.microsoft.com/office/drawing/2017/model3d" xmlns:o="urn:schemas-microsoft-com:office:office" xmlns:oel="http://schemas.microsoft.com/office/2019/extlst" xmlns:r="http://schemas.openxmlformats.org/officeDocument/2006/relationships" xmlns:m="http://schemas.openxmlformats.org/officeDocument/2006/math" xmlns:v="urn:schemas-microsoft-com:vml" xmlns:wp14="http://schemas.microsoft.com/office/word/2010/wordprocessingDrawing" xmlns:wp="http://schemas.openxmlformats.org/drawingml/2006/wordprocessingDrawing" xmlns:w10="urn:schemas-microsoft-com:office:word" xmlns:w="http://schemas.openxmlformats.org/wordprocessingml/2006/main" xmlns:w14="http://schemas.microsoft.com/office/word/2010/wordml" xmlns:w15="http://schemas.microsoft.com/office/word/2012/wordml" xmlns:w16cex="http://schemas.microsoft.com/office/word/2018/wordml/cex" xmlns:w16cid="http://schemas.microsoft.com/office/word/2016/wordml/cid" xmlns:w16="http://schemas.microsoft.com/office/word/2018/wordml" xmlns:w16sdtdh="http://schemas.microsoft.com/office/word/2020/wordml/sdtdatahash" xmlns:w16se="http://schemas.microsoft.com/office/word/2015/wordml/symex" xmlns:wpg="http://schemas.microsoft.com/office/word/2010/wordprocessingGroup" xmlns:wpi="http://schemas.microsoft.com/office/word/2010/wordprocessingInk" xmlns:wne="http://schemas.microsoft.com/office/word/2006/wordml" xmlns:wps="http://schemas.microsoft.com/office/word/2010/wordprocessingShape" mc:Ignorable="w14 w15 w16se w16cid w16 w16cex w16sdtdh wp14">
-  <w:background w:color="BEE9FA">
-    <v:background id="_x0000_s1025" o:bwmode="white" fillcolor="#bee9fa" o:targetscreensize="1024,768">
-      <v:fill color2="#ffd9f5" focusposition=".5,.5" focussize="" focus="100%" type="gradient"/>
-    </v:background>
-  </w:background>
+  <w:background w:color="E5EBF2" w:themeColor="accent6" w:themeTint="33"/>
   <w:body>
     <w:p>
       <w:pPr>
@@ -13,9 +9,9 @@
         <w:rPr>
           <w:rFonts w:ascii="Baguet Script" w:hAnsi="Baguet Script"/>
           <w:b/>
-          <w:color w:val="0F9ED5" w:themeColor="accent4"/>
-          <w:sz w:val="72"/>
-          <w:szCs w:val="72"/>
+          <w:color w:val="D092A7" w:themeColor="accent4"/>
+          <w:sz w:val="56"/>
+          <w:szCs w:val="56"/>
           <w:lang w:val="es-ES"/>
           <w14:textOutline w14:w="0" w14:cap="flat" w14:cmpd="sng" w14:algn="ctr">
             <w14:noFill/>
@@ -31,9 +27,9 @@
         <w:rPr>
           <w:rFonts w:ascii="Baguet Script" w:hAnsi="Baguet Script"/>
           <w:b/>
-          <w:color w:val="0F9ED5" w:themeColor="accent4"/>
-          <w:sz w:val="72"/>
-          <w:szCs w:val="72"/>
+          <w:color w:val="D092A7" w:themeColor="accent4"/>
+          <w:sz w:val="56"/>
+          <w:szCs w:val="56"/>
           <w:lang w:val="es-ES"/>
           <w14:textOutline w14:w="0" w14:cap="flat" w14:cmpd="sng" w14:algn="ctr">
             <w14:noFill/>
@@ -44,122 +40,55 @@
             <w14:bevelT w14:w="25400" w14:h="38100" w14:prst="circle"/>
           </w14:props3d>
         </w:rPr>
-        <w:t>Trabajo 3. Sociología.</w:t>
-      </w:r>
-    </w:p>
-    <w:p>
-      <w:pPr>
-        <w:rPr>
-          <w:rFonts w:ascii="Baguet Script" w:hAnsi="Baguet Script"/>
-          <w:color w:val="60CAF3" w:themeColor="accent4" w:themeTint="99"/>
+        <w:t xml:space="preserve">Trabajo </w:t>
+      </w:r>
+      <w:r>
+        <w:rPr>
+          <w:rFonts w:ascii="Baguet Script" w:hAnsi="Baguet Script"/>
+          <w:b/>
+          <w:color w:val="D092A7" w:themeColor="accent4"/>
+          <w:sz w:val="56"/>
+          <w:szCs w:val="56"/>
+          <w:lang w:val="es-ES"/>
+          <w14:textOutline w14:w="0" w14:cap="flat" w14:cmpd="sng" w14:algn="ctr">
+            <w14:noFill/>
+            <w14:prstDash w14:val="solid"/>
+            <w14:round/>
+          </w14:textOutline>
+          <w14:props3d w14:extrusionH="57150" w14:contourW="0" w14:prstMaterial="softEdge">
+            <w14:bevelT w14:w="25400" w14:h="38100" w14:prst="circle"/>
+          </w14:props3d>
+        </w:rPr>
+        <w:t>3</w:t>
+      </w:r>
+      <w:r>
+        <w:rPr>
+          <w:rFonts w:ascii="Baguet Script" w:hAnsi="Baguet Script"/>
+          <w:b/>
+          <w:color w:val="D092A7" w:themeColor="accent4"/>
+          <w:sz w:val="56"/>
+          <w:szCs w:val="56"/>
+          <w:lang w:val="es-ES"/>
+          <w14:textOutline w14:w="0" w14:cap="flat" w14:cmpd="sng" w14:algn="ctr">
+            <w14:noFill/>
+            <w14:prstDash w14:val="solid"/>
+            <w14:round/>
+          </w14:textOutline>
+          <w14:props3d w14:extrusionH="57150" w14:contourW="0" w14:prstMaterial="softEdge">
+            <w14:bevelT w14:w="25400" w14:h="38100" w14:prst="circle"/>
+          </w14:props3d>
+        </w:rPr>
+        <w:t xml:space="preserve">. Sociología </w:t>
+      </w:r>
+    </w:p>
+    <w:p>
+      <w:pPr>
+        <w:rPr>
+          <w:rFonts w:ascii="Baguet Script" w:hAnsi="Baguet Script"/>
+          <w:color w:val="D092A7" w:themeColor="accent4"/>
           <w:sz w:val="40"/>
           <w:szCs w:val="40"/>
           <w:lang w:val="es-ES"/>
-          <w14:glow w14:rad="76200">
-            <w14:schemeClr w14:val="accent4">
-              <w14:alpha w14:val="69000"/>
-              <w14:lumMod w14:val="40000"/>
-              <w14:lumOff w14:val="60000"/>
-            </w14:schemeClr>
-          </w14:glow>
-          <w14:reflection w14:blurRad="6350" w14:stA="55000" w14:stPos="0" w14:endA="50" w14:endPos="85000" w14:dist="0" w14:dir="5400000" w14:fadeDir="5400000" w14:sx="100000" w14:sy="-100000" w14:kx="0" w14:ky="0" w14:algn="bl"/>
-          <w14:textOutline w14:w="0" w14:cap="flat" w14:cmpd="sng" w14:algn="ctr">
-            <w14:noFill/>
-            <w14:prstDash w14:val="solid"/>
-            <w14:round/>
-          </w14:textOutline>
-          <w14:stylisticSets>
-            <w14:styleSet w14:id="7"/>
-          </w14:stylisticSets>
-        </w:rPr>
-      </w:pPr>
-      <w:r>
-        <w:rPr>
-          <w:rFonts w:ascii="Baguet Script" w:hAnsi="Baguet Script"/>
-          <w:color w:val="60CAF3" w:themeColor="accent4" w:themeTint="99"/>
-          <w:sz w:val="40"/>
-          <w:szCs w:val="40"/>
-          <w:lang w:val="es-ES"/>
-          <w14:glow w14:rad="76200">
-            <w14:schemeClr w14:val="accent4">
-              <w14:alpha w14:val="69000"/>
-              <w14:lumMod w14:val="40000"/>
-              <w14:lumOff w14:val="60000"/>
-            </w14:schemeClr>
-          </w14:glow>
-          <w14:reflection w14:blurRad="6350" w14:stA="55000" w14:stPos="0" w14:endA="50" w14:endPos="85000" w14:dist="0" w14:dir="5400000" w14:fadeDir="5400000" w14:sx="100000" w14:sy="-100000" w14:kx="0" w14:ky="0" w14:algn="bl"/>
-          <w14:textOutline w14:w="0" w14:cap="flat" w14:cmpd="sng" w14:algn="ctr">
-            <w14:noFill/>
-            <w14:prstDash w14:val="solid"/>
-            <w14:round/>
-          </w14:textOutline>
-          <w14:stylisticSets>
-            <w14:styleSet w14:id="7"/>
-          </w14:stylisticSets>
-        </w:rPr>
-        <w:t xml:space="preserve">La </w:t>
-      </w:r>
-      <w:r>
-        <w:rPr>
-          <w:rFonts w:ascii="Baguet Script" w:hAnsi="Baguet Script"/>
-          <w:color w:val="60CAF3" w:themeColor="accent4" w:themeTint="99"/>
-          <w:sz w:val="40"/>
-          <w:szCs w:val="40"/>
-          <w:lang w:val="es-ES"/>
-          <w14:glow w14:rad="76200">
-            <w14:schemeClr w14:val="accent4">
-              <w14:alpha w14:val="69000"/>
-              <w14:lumMod w14:val="40000"/>
-              <w14:lumOff w14:val="60000"/>
-            </w14:schemeClr>
-          </w14:glow>
-          <w14:reflection w14:blurRad="6350" w14:stA="55000" w14:stPos="0" w14:endA="50" w14:endPos="85000" w14:dist="0" w14:dir="5400000" w14:fadeDir="5400000" w14:sx="100000" w14:sy="-100000" w14:kx="0" w14:ky="0" w14:algn="bl"/>
-          <w14:textOutline w14:w="0" w14:cap="flat" w14:cmpd="sng" w14:algn="ctr">
-            <w14:noFill/>
-            <w14:prstDash w14:val="solid"/>
-            <w14:round/>
-          </w14:textOutline>
-          <w14:stylisticSets>
-            <w14:styleSet w14:id="7"/>
-          </w14:stylisticSets>
-        </w:rPr>
-        <w:t xml:space="preserve">  </w:t>
-      </w:r>
-      <w:r>
-        <w:rPr>
-          <w:rFonts w:ascii="Baguet Script" w:hAnsi="Baguet Script"/>
-          <w:color w:val="60CAF3" w:themeColor="accent4" w:themeTint="99"/>
-          <w:sz w:val="40"/>
-          <w:szCs w:val="40"/>
-          <w:lang w:val="es-ES"/>
-          <w14:glow w14:rad="76200">
-            <w14:schemeClr w14:val="accent4">
-              <w14:alpha w14:val="69000"/>
-              <w14:lumMod w14:val="40000"/>
-              <w14:lumOff w14:val="60000"/>
-            </w14:schemeClr>
-          </w14:glow>
-          <w14:reflection w14:blurRad="6350" w14:stA="55000" w14:stPos="0" w14:endA="50" w14:endPos="85000" w14:dist="0" w14:dir="5400000" w14:fadeDir="5400000" w14:sx="100000" w14:sy="-100000" w14:kx="0" w14:ky="0" w14:algn="bl"/>
-          <w14:textOutline w14:w="0" w14:cap="flat" w14:cmpd="sng" w14:algn="ctr">
-            <w14:noFill/>
-            <w14:prstDash w14:val="solid"/>
-            <w14:round/>
-          </w14:textOutline>
-          <w14:stylisticSets>
-            <w14:styleSet w14:id="7"/>
-          </w14:stylisticSets>
-        </w:rPr>
-        <w:t xml:space="preserve">promesa. </w:t>
-      </w:r>
-    </w:p>
-    <w:p>
-      <w:pPr>
-        <w:rPr>
-          <w:rFonts w:ascii="Baguet Script" w:hAnsi="Baguet Script"/>
-          <w:bCs/>
-          <w:color w:val="000000" w:themeColor="text1"/>
-          <w:sz w:val="36"/>
-          <w:szCs w:val="36"/>
           <w14:textOutline w14:w="0" w14:cap="flat" w14:cmpd="sng" w14:algn="ctr">
             <w14:noFill/>
             <w14:prstDash w14:val="solid"/>
@@ -178,18 +107,15 @@
               <w14:lin w14:ang="5400000" w14:scaled="0"/>
             </w14:gradFill>
           </w14:textFill>
-          <w14:stylisticSets>
-            <w14:styleSet w14:id="1"/>
-          </w14:stylisticSets>
-        </w:rPr>
-      </w:pPr>
-      <w:r>
-        <w:rPr>
-          <w:rFonts w:ascii="Baguet Script" w:hAnsi="Baguet Script"/>
-          <w:bCs/>
-          <w:color w:val="000000" w:themeColor="text1"/>
-          <w:sz w:val="36"/>
-          <w:szCs w:val="36"/>
+        </w:rPr>
+      </w:pPr>
+      <w:r>
+        <w:rPr>
+          <w:rFonts w:ascii="Baguet Script" w:hAnsi="Baguet Script"/>
+          <w:color w:val="D092A7" w:themeColor="accent4"/>
+          <w:sz w:val="40"/>
+          <w:szCs w:val="40"/>
+          <w:lang w:val="es-ES"/>
           <w14:textOutline w14:w="0" w14:cap="flat" w14:cmpd="sng" w14:algn="ctr">
             <w14:noFill/>
             <w14:prstDash w14:val="solid"/>
@@ -208,23 +134,24 @@
               <w14:lin w14:ang="5400000" w14:scaled="0"/>
             </w14:gradFill>
           </w14:textFill>
-          <w14:stylisticSets>
-            <w14:styleSet w14:id="1"/>
-          </w14:stylisticSets>
-        </w:rPr>
-        <w:t>Metacognición</w:t>
-      </w:r>
-    </w:p>
-    <w:p>
-      <w:pPr>
-        <w:jc w:val="both"/>
+        </w:rPr>
+        <w:t>Ingeniería Desde El Sur</w:t>
+      </w:r>
+    </w:p>
+    <w:p>
+      <w:pPr>
+        <w:pStyle w:val="Prrafodelista"/>
+        <w:numPr>
+          <w:ilvl w:val="0"/>
+          <w:numId w:val="1"/>
+        </w:numPr>
         <w:rPr>
           <w:rFonts w:ascii="Baguet Script" w:hAnsi="Baguet Script"/>
           <w:b/>
-          <w:bCs/>
-          <w:color w:val="0F9ED5" w:themeColor="accent4"/>
-          <w:sz w:val="28"/>
-          <w:szCs w:val="28"/>
+          <w:color w:val="D092A7" w:themeColor="accent4"/>
+          <w:sz w:val="28"/>
+          <w:szCs w:val="28"/>
+          <w:lang w:val="es-ES"/>
           <w14:textOutline w14:w="0" w14:cap="flat" w14:cmpd="sng" w14:algn="ctr">
             <w14:noFill/>
             <w14:prstDash w14:val="solid"/>
@@ -233,19 +160,36 @@
           <w14:props3d w14:extrusionH="57150" w14:contourW="0" w14:prstMaterial="softEdge">
             <w14:bevelT w14:w="25400" w14:h="38100" w14:prst="circle"/>
           </w14:props3d>
-          <w14:stylisticSets>
-            <w14:styleSet w14:id="1"/>
-          </w14:stylisticSets>
-        </w:rPr>
-      </w:pPr>
+        </w:rPr>
+      </w:pPr>
+      <w:r>
+        <w:rPr>
+          <w:rFonts w:ascii="Baguet Script" w:hAnsi="Baguet Script"/>
+          <w:color w:val="000000" w:themeColor="text1"/>
+          <w:sz w:val="28"/>
+          <w:szCs w:val="28"/>
+          <w:lang w:val="es-ES"/>
+          <w14:shadow w14:blurRad="38100" w14:dist="19050" w14:dir="2700000" w14:sx="100000" w14:sy="100000" w14:kx="0" w14:ky="0" w14:algn="tl">
+            <w14:schemeClr w14:val="dk1">
+              <w14:alpha w14:val="60000"/>
+            </w14:schemeClr>
+          </w14:shadow>
+          <w14:textOutline w14:w="0" w14:cap="flat" w14:cmpd="sng" w14:algn="ctr">
+            <w14:noFill/>
+            <w14:prstDash w14:val="solid"/>
+            <w14:round/>
+          </w14:textOutline>
+        </w:rPr>
+        <w:t xml:space="preserve"> Preguntas para la reflexión</w:t>
+      </w:r>
       <w:r>
         <w:rPr>
           <w:rFonts w:ascii="Baguet Script" w:hAnsi="Baguet Script"/>
           <w:b/>
-          <w:bCs/>
-          <w:color w:val="0F9ED5" w:themeColor="accent4"/>
-          <w:sz w:val="28"/>
-          <w:szCs w:val="28"/>
+          <w:color w:val="D092A7" w:themeColor="accent4"/>
+          <w:sz w:val="28"/>
+          <w:szCs w:val="28"/>
+          <w:lang w:val="es-ES"/>
           <w14:textOutline w14:w="0" w14:cap="flat" w14:cmpd="sng" w14:algn="ctr">
             <w14:noFill/>
             <w14:prstDash w14:val="solid"/>
@@ -254,43 +198,44 @@
           <w14:props3d w14:extrusionH="57150" w14:contourW="0" w14:prstMaterial="softEdge">
             <w14:bevelT w14:w="25400" w14:h="38100" w14:prst="circle"/>
           </w14:props3d>
-          <w14:stylisticSets>
-            <w14:styleSet w14:id="1"/>
-          </w14:stylisticSets>
-        </w:rPr>
-        <w:t>1. ¿Qué cambió en la manera de comprender una obra civil?</w:t>
-      </w:r>
-    </w:p>
-    <w:p>
-      <w:pPr>
-        <w:jc w:val="both"/>
-        <w:rPr>
-          <w:rFonts w:ascii="Baguet Script" w:hAnsi="Baguet Script"/>
-          <w:color w:val="000000" w:themeColor="text1"/>
-          <w:sz w:val="28"/>
-          <w:szCs w:val="28"/>
-          <w14:shadow w14:blurRad="38100" w14:dist="19050" w14:dir="2700000" w14:sx="100000" w14:sy="100000" w14:kx="0" w14:ky="0" w14:algn="tl">
-            <w14:schemeClr w14:val="dk1">
-              <w14:alpha w14:val="60000"/>
-            </w14:schemeClr>
-          </w14:shadow>
-          <w14:textOutline w14:w="0" w14:cap="flat" w14:cmpd="sng" w14:algn="ctr">
-            <w14:noFill/>
-            <w14:prstDash w14:val="solid"/>
-            <w14:round/>
-          </w14:textOutline>
-          <w14:stylisticSets>
-            <w14:styleSet w14:id="1"/>
-          </w14:stylisticSets>
-        </w:rPr>
-      </w:pPr>
-      <w:r>
-        <w:rPr>
-          <w:rFonts w:ascii="Baguet Script" w:hAnsi="Baguet Script"/>
-          <w:bCs/>
-          <w:color w:val="000000" w:themeColor="text1"/>
-          <w:sz w:val="28"/>
-          <w:szCs w:val="28"/>
+        </w:rPr>
+        <w:t>.</w:t>
+      </w:r>
+    </w:p>
+    <w:p>
+      <w:pPr>
+        <w:pStyle w:val="Prrafodelista"/>
+        <w:rPr>
+          <w:rFonts w:ascii="Baguet Script" w:hAnsi="Baguet Script"/>
+          <w:b/>
+          <w:color w:val="D092A7" w:themeColor="accent4"/>
+          <w:sz w:val="28"/>
+          <w:szCs w:val="28"/>
+          <w:lang w:val="es-ES"/>
+          <w14:textOutline w14:w="0" w14:cap="flat" w14:cmpd="sng" w14:algn="ctr">
+            <w14:noFill/>
+            <w14:prstDash w14:val="solid"/>
+            <w14:round/>
+          </w14:textOutline>
+          <w14:props3d w14:extrusionH="57150" w14:contourW="0" w14:prstMaterial="softEdge">
+            <w14:bevelT w14:w="25400" w14:h="38100" w14:prst="circle"/>
+          </w14:props3d>
+        </w:rPr>
+      </w:pPr>
+    </w:p>
+    <w:p>
+      <w:pPr>
+        <w:pStyle w:val="Prrafodelista"/>
+        <w:numPr>
+          <w:ilvl w:val="0"/>
+          <w:numId w:val="2"/>
+        </w:numPr>
+        <w:rPr>
+          <w:rFonts w:ascii="Baguet Script" w:hAnsi="Baguet Script"/>
+          <w:color w:val="D092A7" w:themeColor="accent4"/>
+          <w:sz w:val="28"/>
+          <w:szCs w:val="28"/>
+          <w:lang w:val="es-ES"/>
           <w14:textOutline w14:w="0" w14:cap="flat" w14:cmpd="sng" w14:algn="ctr">
             <w14:noFill/>
             <w14:prstDash w14:val="solid"/>
@@ -309,17 +254,12 @@
               <w14:lin w14:ang="5400000" w14:scaled="0"/>
             </w14:gradFill>
           </w14:textFill>
-          <w14:stylisticSets>
-            <w14:styleSet w14:id="1"/>
-          </w14:stylisticSets>
-        </w:rPr>
-        <w:t>Respuesta:</w:t>
-      </w:r>
-      <w:r>
-        <w:rPr>
-          <w:rFonts w:ascii="Baguet Script" w:hAnsi="Baguet Script"/>
-          <w:bCs/>
-          <w:color w:val="000000" w:themeColor="text1"/>
+        </w:rPr>
+      </w:pPr>
+      <w:r>
+        <w:rPr>
+          <w:rFonts w:ascii="Baguet Script" w:hAnsi="Baguet Script"/>
+          <w:color w:val="D092A7" w:themeColor="accent4"/>
           <w:sz w:val="28"/>
           <w:szCs w:val="28"/>
           <w14:textOutline w14:w="0" w14:cap="flat" w14:cmpd="sng" w14:algn="ctr">
@@ -340,112 +280,57 @@
               <w14:lin w14:ang="5400000" w14:scaled="0"/>
             </w14:gradFill>
           </w14:textFill>
-          <w14:stylisticSets>
-            <w14:styleSet w14:id="1"/>
-          </w14:stylisticSets>
-        </w:rPr>
-        <w:t xml:space="preserve"> </w:t>
-      </w:r>
-      <w:r>
-        <w:rPr>
-          <w:rFonts w:ascii="Baguet Script" w:hAnsi="Baguet Script"/>
-          <w:color w:val="000000" w:themeColor="text1"/>
-          <w:sz w:val="28"/>
-          <w:szCs w:val="28"/>
-          <w14:shadow w14:blurRad="38100" w14:dist="19050" w14:dir="2700000" w14:sx="100000" w14:sy="100000" w14:kx="0" w14:ky="0" w14:algn="tl">
-            <w14:schemeClr w14:val="dk1">
-              <w14:alpha w14:val="60000"/>
-            </w14:schemeClr>
-          </w14:shadow>
-          <w14:textOutline w14:w="0" w14:cap="flat" w14:cmpd="sng" w14:algn="ctr">
-            <w14:noFill/>
-            <w14:prstDash w14:val="solid"/>
-            <w14:round/>
-          </w14:textOutline>
-          <w14:stylisticSets>
-            <w14:styleSet w14:id="1"/>
-          </w14:stylisticSets>
-        </w:rPr>
-        <w:t xml:space="preserve">Cambió la manera de comprenderla porque ahora se entiende que una obra civil no es solamente un objeto técnico. También distribuye oportunidades, modifica territorios, expresa prioridades y puede producir consecuencias sociales y ambientales. </w:t>
-      </w:r>
-    </w:p>
-    <w:p>
-      <w:pPr>
-        <w:jc w:val="both"/>
-        <w:rPr>
-          <w:rFonts w:ascii="Baguet Script" w:hAnsi="Baguet Script"/>
-          <w:b/>
-          <w:bCs/>
-          <w:color w:val="0F9ED5" w:themeColor="accent4"/>
-          <w:sz w:val="28"/>
-          <w:szCs w:val="28"/>
-          <w14:textOutline w14:w="0" w14:cap="flat" w14:cmpd="sng" w14:algn="ctr">
-            <w14:noFill/>
-            <w14:prstDash w14:val="solid"/>
-            <w14:round/>
-          </w14:textOutline>
-          <w14:props3d w14:extrusionH="57150" w14:contourW="0" w14:prstMaterial="softEdge">
-            <w14:bevelT w14:w="25400" w14:h="38100" w14:prst="circle"/>
-          </w14:props3d>
-          <w14:stylisticSets>
-            <w14:styleSet w14:id="1"/>
-          </w14:stylisticSets>
-        </w:rPr>
-      </w:pPr>
-      <w:r>
-        <w:rPr>
-          <w:rFonts w:ascii="Baguet Script" w:hAnsi="Baguet Script"/>
-          <w:b/>
-          <w:bCs/>
-          <w:color w:val="0F9ED5" w:themeColor="accent4"/>
-          <w:sz w:val="28"/>
-          <w:szCs w:val="28"/>
-          <w14:textOutline w14:w="0" w14:cap="flat" w14:cmpd="sng" w14:algn="ctr">
-            <w14:noFill/>
-            <w14:prstDash w14:val="solid"/>
-            <w14:round/>
-          </w14:textOutline>
-          <w14:props3d w14:extrusionH="57150" w14:contourW="0" w14:prstMaterial="softEdge">
-            <w14:bevelT w14:w="25400" w14:h="38100" w14:prst="circle"/>
-          </w14:props3d>
-          <w14:stylisticSets>
-            <w14:styleSet w14:id="1"/>
-          </w14:stylisticSets>
-        </w:rPr>
-        <w:lastRenderedPageBreak/>
-        <w:t>2. ¿Cómo se diferencia una inquietud personal de un problema público?</w:t>
-      </w:r>
-    </w:p>
-    <w:p>
-      <w:pPr>
-        <w:jc w:val="both"/>
-        <w:rPr>
-          <w:rFonts w:ascii="Baguet Script" w:hAnsi="Baguet Script"/>
-          <w:color w:val="000000" w:themeColor="text1"/>
-          <w:sz w:val="28"/>
-          <w:szCs w:val="28"/>
-          <w14:shadow w14:blurRad="38100" w14:dist="19050" w14:dir="2700000" w14:sx="100000" w14:sy="100000" w14:kx="0" w14:ky="0" w14:algn="tl">
-            <w14:schemeClr w14:val="dk1">
-              <w14:alpha w14:val="60000"/>
-            </w14:schemeClr>
-          </w14:shadow>
-          <w14:textOutline w14:w="0" w14:cap="flat" w14:cmpd="sng" w14:algn="ctr">
-            <w14:noFill/>
-            <w14:prstDash w14:val="solid"/>
-            <w14:round/>
-          </w14:textOutline>
-          <w14:stylisticSets>
-            <w14:styleSet w14:id="1"/>
-          </w14:stylisticSets>
-        </w:rPr>
-      </w:pPr>
-      <w:r>
-        <w:rPr>
-          <w:rFonts w:ascii="Baguet Script" w:hAnsi="Baguet Script"/>
-          <w:bCs/>
-          <w:color w:val="000000" w:themeColor="text1"/>
-          <w:sz w:val="28"/>
-          <w:szCs w:val="28"/>
+        </w:rPr>
+        <w:t>¿Qué problema de su comunidad podría estudiar desde su ingeniería?</w:t>
+      </w:r>
+    </w:p>
+    <w:p>
+      <w:pPr>
+        <w:rPr>
+          <w:rFonts w:ascii="Baguet Script" w:hAnsi="Baguet Script"/>
+          <w:color w:val="000000" w:themeColor="text1"/>
+          <w:sz w:val="28"/>
+          <w:szCs w:val="28"/>
+          <w14:shadow w14:blurRad="38100" w14:dist="19050" w14:dir="2700000" w14:sx="100000" w14:sy="100000" w14:kx="0" w14:ky="0" w14:algn="tl">
+            <w14:schemeClr w14:val="dk1">
+              <w14:alpha w14:val="60000"/>
+            </w14:schemeClr>
+          </w14:shadow>
+          <w14:textOutline w14:w="0" w14:cap="flat" w14:cmpd="sng" w14:algn="ctr">
+            <w14:noFill/>
+            <w14:prstDash w14:val="solid"/>
+            <w14:round/>
+          </w14:textOutline>
+        </w:rPr>
+      </w:pPr>
+      <w:r>
+        <w:rPr>
+          <w:rFonts w:ascii="Baguet Script" w:hAnsi="Baguet Script"/>
+          <w:color w:val="000000" w:themeColor="text1"/>
+          <w:sz w:val="28"/>
+          <w:szCs w:val="28"/>
+          <w14:shadow w14:blurRad="38100" w14:dist="19050" w14:dir="2700000" w14:sx="100000" w14:sy="100000" w14:kx="0" w14:ky="0" w14:algn="tl">
+            <w14:schemeClr w14:val="dk1">
+              <w14:alpha w14:val="60000"/>
+            </w14:schemeClr>
+          </w14:shadow>
+          <w14:textOutline w14:w="0" w14:cap="flat" w14:cmpd="sng" w14:algn="ctr">
+            <w14:noFill/>
+            <w14:prstDash w14:val="solid"/>
+            <w14:round/>
+          </w14:textOutline>
+        </w:rPr>
+        <w:t>Un problema que podría estudiar desde la Ingeniería Civil es la necesidad de construir una vía que reduzca el tiempo de viaje, pero que también tenga en cuenta los pasos seguros, el acceso a las viviendas, la protección de una quebrada y el espacio para el comercio local.</w:t>
+      </w:r>
+    </w:p>
+    <w:p>
+      <w:pPr>
+        <w:rPr>
+          <w:rFonts w:ascii="Baguet Script" w:hAnsi="Baguet Script"/>
+          <w:color w:val="D092A7" w:themeColor="accent4"/>
+          <w:sz w:val="28"/>
+          <w:szCs w:val="28"/>
+          <w:lang w:val="es-ES"/>
           <w14:textOutline w14:w="0" w14:cap="flat" w14:cmpd="sng" w14:algn="ctr">
             <w14:noFill/>
             <w14:prstDash w14:val="solid"/>
@@ -464,19 +349,22 @@
               <w14:lin w14:ang="5400000" w14:scaled="0"/>
             </w14:gradFill>
           </w14:textFill>
-          <w14:stylisticSets>
-            <w14:styleSet w14:id="1"/>
-          </w14:stylisticSets>
-        </w:rPr>
-        <w:t>Respuesta:</w:t>
-      </w:r>
-      <w:r>
-        <w:rPr>
-          <w:rFonts w:ascii="Baguet Script" w:hAnsi="Baguet Script"/>
-          <w:bCs/>
-          <w:color w:val="000000" w:themeColor="text1"/>
-          <w:sz w:val="28"/>
-          <w:szCs w:val="28"/>
+        </w:rPr>
+      </w:pPr>
+    </w:p>
+    <w:p>
+      <w:pPr>
+        <w:pStyle w:val="Prrafodelista"/>
+        <w:numPr>
+          <w:ilvl w:val="0"/>
+          <w:numId w:val="2"/>
+        </w:numPr>
+        <w:rPr>
+          <w:rFonts w:ascii="Baguet Script" w:hAnsi="Baguet Script"/>
+          <w:color w:val="D092A7" w:themeColor="accent4"/>
+          <w:sz w:val="28"/>
+          <w:szCs w:val="28"/>
+          <w:lang w:val="es-ES"/>
           <w14:textOutline w14:w="0" w14:cap="flat" w14:cmpd="sng" w14:algn="ctr">
             <w14:noFill/>
             <w14:prstDash w14:val="solid"/>
@@ -495,110 +383,12 @@
               <w14:lin w14:ang="5400000" w14:scaled="0"/>
             </w14:gradFill>
           </w14:textFill>
-          <w14:stylisticSets>
-            <w14:styleSet w14:id="1"/>
-          </w14:stylisticSets>
-        </w:rPr>
-        <w:t xml:space="preserve"> </w:t>
-      </w:r>
-      <w:r>
-        <w:rPr>
-          <w:rFonts w:ascii="Baguet Script" w:hAnsi="Baguet Script"/>
-          <w:color w:val="000000" w:themeColor="text1"/>
-          <w:sz w:val="28"/>
-          <w:szCs w:val="28"/>
-          <w14:shadow w14:blurRad="38100" w14:dist="19050" w14:dir="2700000" w14:sx="100000" w14:sy="100000" w14:kx="0" w14:ky="0" w14:algn="tl">
-            <w14:schemeClr w14:val="dk1">
-              <w14:alpha w14:val="60000"/>
-            </w14:schemeClr>
-          </w14:shadow>
-          <w14:textOutline w14:w="0" w14:cap="flat" w14:cmpd="sng" w14:algn="ctr">
-            <w14:noFill/>
-            <w14:prstDash w14:val="solid"/>
-            <w14:round/>
-          </w14:textOutline>
-          <w14:stylisticSets>
-            <w14:styleSet w14:id="1"/>
-          </w14:stylisticSets>
-        </w:rPr>
-        <w:t xml:space="preserve">Una inquietud personal corresponde a una situación que se vive de manera individual o familiar. Se convierte en un problema público cuando afecta a grupos amplios y revela condiciones estructurales relacionadas con la inversión pública, el ordenamiento territorial, la distribución de servicios o el mantenimiento. </w:t>
-      </w:r>
-    </w:p>
-    <w:p>
-      <w:pPr>
-        <w:jc w:val="both"/>
-        <w:rPr>
-          <w:rFonts w:ascii="Baguet Script" w:hAnsi="Baguet Script"/>
-          <w:bCs/>
-          <w:color w:val="000000" w:themeColor="text1"/>
-          <w:sz w:val="28"/>
-          <w:szCs w:val="28"/>
-          <w14:shadow w14:blurRad="38100" w14:dist="19050" w14:dir="2700000" w14:sx="100000" w14:sy="100000" w14:kx="0" w14:ky="0" w14:algn="tl">
-            <w14:schemeClr w14:val="dk1">
-              <w14:alpha w14:val="60000"/>
-            </w14:schemeClr>
-          </w14:shadow>
-          <w14:textOutline w14:w="0" w14:cap="flat" w14:cmpd="sng" w14:algn="ctr">
-            <w14:noFill/>
-            <w14:prstDash w14:val="solid"/>
-            <w14:round/>
-          </w14:textOutline>
-          <w14:stylisticSets>
-            <w14:styleSet w14:id="1"/>
-          </w14:stylisticSets>
-        </w:rPr>
-      </w:pPr>
-      <w:r>
-        <w:rPr>
-          <w:rFonts w:ascii="Baguet Script" w:hAnsi="Baguet Script"/>
-          <w:b/>
-          <w:bCs/>
-          <w:color w:val="0F9ED5" w:themeColor="accent4"/>
-          <w:sz w:val="28"/>
-          <w:szCs w:val="28"/>
-          <w14:textOutline w14:w="0" w14:cap="flat" w14:cmpd="sng" w14:algn="ctr">
-            <w14:noFill/>
-            <w14:prstDash w14:val="solid"/>
-            <w14:round/>
-          </w14:textOutline>
-          <w14:props3d w14:extrusionH="57150" w14:contourW="0" w14:prstMaterial="softEdge">
-            <w14:bevelT w14:w="25400" w14:h="38100" w14:prst="circle"/>
-          </w14:props3d>
-          <w14:stylisticSets>
-            <w14:styleSet w14:id="1"/>
-          </w14:stylisticSets>
-        </w:rPr>
-        <w:t>3. ¿Qué decisión técnica puede producir efectos sociales desiguales?</w:t>
-      </w:r>
-    </w:p>
-    <w:p>
-      <w:pPr>
-        <w:jc w:val="both"/>
-        <w:rPr>
-          <w:rFonts w:ascii="Baguet Script" w:hAnsi="Baguet Script"/>
-          <w:color w:val="000000" w:themeColor="text1"/>
-          <w:sz w:val="28"/>
-          <w:szCs w:val="28"/>
-          <w14:shadow w14:blurRad="38100" w14:dist="19050" w14:dir="2700000" w14:sx="100000" w14:sy="100000" w14:kx="0" w14:ky="0" w14:algn="tl">
-            <w14:schemeClr w14:val="dk1">
-              <w14:alpha w14:val="60000"/>
-            </w14:schemeClr>
-          </w14:shadow>
-          <w14:textOutline w14:w="0" w14:cap="flat" w14:cmpd="sng" w14:algn="ctr">
-            <w14:noFill/>
-            <w14:prstDash w14:val="solid"/>
-            <w14:round/>
-          </w14:textOutline>
-          <w14:stylisticSets>
-            <w14:styleSet w14:id="1"/>
-          </w14:stylisticSets>
-        </w:rPr>
-      </w:pPr>
-      <w:r>
-        <w:rPr>
-          <w:rFonts w:ascii="Baguet Script" w:hAnsi="Baguet Script"/>
-          <w:bCs/>
-          <w:color w:val="000000" w:themeColor="text1"/>
+        </w:rPr>
+      </w:pPr>
+      <w:r>
+        <w:rPr>
+          <w:rFonts w:ascii="Baguet Script" w:hAnsi="Baguet Script"/>
+          <w:color w:val="D092A7" w:themeColor="accent4"/>
           <w:sz w:val="28"/>
           <w:szCs w:val="28"/>
           <w14:textOutline w14:w="0" w14:cap="flat" w14:cmpd="sng" w14:algn="ctr">
@@ -619,128 +409,76 @@
               <w14:lin w14:ang="5400000" w14:scaled="0"/>
             </w14:gradFill>
           </w14:textFill>
-          <w14:stylisticSets>
-            <w14:styleSet w14:id="1"/>
-          </w14:stylisticSets>
-        </w:rPr>
-        <w:t>Respuesta:</w:t>
-      </w:r>
-      <w:r>
-        <w:rPr>
-          <w:rFonts w:ascii="Baguet Script" w:hAnsi="Baguet Script"/>
-          <w:color w:val="000000" w:themeColor="text1"/>
-          <w:sz w:val="28"/>
-          <w:szCs w:val="28"/>
-          <w14:shadow w14:blurRad="38100" w14:dist="19050" w14:dir="2700000" w14:sx="100000" w14:sy="100000" w14:kx="0" w14:ky="0" w14:algn="tl">
-            <w14:schemeClr w14:val="dk1">
-              <w14:alpha w14:val="60000"/>
-            </w14:schemeClr>
-          </w14:shadow>
-          <w14:textOutline w14:w="0" w14:cap="flat" w14:cmpd="sng" w14:algn="ctr">
-            <w14:noFill/>
-            <w14:prstDash w14:val="solid"/>
-            <w14:round/>
-          </w14:textOutline>
-          <w14:stylisticSets>
-            <w14:styleSet w14:id="1"/>
-          </w14:stylisticSets>
-        </w:rPr>
-        <w:t xml:space="preserve"> </w:t>
-      </w:r>
-      <w:r>
-        <w:rPr>
-          <w:rFonts w:ascii="Baguet Script" w:hAnsi="Baguet Script"/>
-          <w:color w:val="000000" w:themeColor="text1"/>
-          <w:sz w:val="28"/>
-          <w:szCs w:val="28"/>
-          <w14:shadow w14:blurRad="38100" w14:dist="19050" w14:dir="2700000" w14:sx="100000" w14:sy="100000" w14:kx="0" w14:ky="0" w14:algn="tl">
-            <w14:schemeClr w14:val="dk1">
-              <w14:alpha w14:val="60000"/>
-            </w14:schemeClr>
-          </w14:shadow>
-          <w14:textOutline w14:w="0" w14:cap="flat" w14:cmpd="sng" w14:algn="ctr">
-            <w14:noFill/>
-            <w14:prstDash w14:val="solid"/>
-            <w14:round/>
-          </w14:textOutline>
-          <w14:stylisticSets>
-            <w14:styleSet w14:id="1"/>
-          </w14:stylisticSets>
-        </w:rPr>
-        <w:t xml:space="preserve">Una decisión sobre el trazado, presupuesto, material o localización de una obra puede producir efectos sociales desiguales, porque puede favorecer unas posibilidades y restringir otras. Por ejemplo, una vía puede reducir los tiempos de viaje y dinamizar la economía, pero también puede fragmentar comunidades, desplazar habitantes o deteriorar ecosistemas. </w:t>
-      </w:r>
-    </w:p>
-    <w:p>
-      <w:pPr>
-        <w:jc w:val="both"/>
-        <w:rPr>
-          <w:rFonts w:ascii="Baguet Script" w:hAnsi="Baguet Script"/>
-          <w:b/>
-          <w:bCs/>
-          <w:color w:val="0F9ED5" w:themeColor="accent4"/>
-          <w:sz w:val="28"/>
-          <w:szCs w:val="28"/>
-          <w14:textOutline w14:w="0" w14:cap="flat" w14:cmpd="sng" w14:algn="ctr">
-            <w14:noFill/>
-            <w14:prstDash w14:val="solid"/>
-            <w14:round/>
-          </w14:textOutline>
-          <w14:props3d w14:extrusionH="57150" w14:contourW="0" w14:prstMaterial="softEdge">
-            <w14:bevelT w14:w="25400" w14:h="38100" w14:prst="circle"/>
-          </w14:props3d>
-          <w14:stylisticSets>
-            <w14:styleSet w14:id="1"/>
-          </w14:stylisticSets>
-        </w:rPr>
-      </w:pPr>
-      <w:r>
-        <w:rPr>
-          <w:rFonts w:ascii="Baguet Script" w:hAnsi="Baguet Script"/>
-          <w:b/>
-          <w:bCs/>
-          <w:color w:val="0F9ED5" w:themeColor="accent4"/>
-          <w:sz w:val="28"/>
-          <w:szCs w:val="28"/>
-          <w14:textOutline w14:w="0" w14:cap="flat" w14:cmpd="sng" w14:algn="ctr">
-            <w14:noFill/>
-            <w14:prstDash w14:val="solid"/>
-            <w14:round/>
-          </w14:textOutline>
-          <w14:props3d w14:extrusionH="57150" w14:contourW="0" w14:prstMaterial="softEdge">
-            <w14:bevelT w14:w="25400" w14:h="38100" w14:prst="circle"/>
-          </w14:props3d>
-          <w14:stylisticSets>
-            <w14:styleSet w14:id="1"/>
-          </w14:stylisticSets>
-        </w:rPr>
-        <w:lastRenderedPageBreak/>
-        <w:t>4. ¿Qué aspecto del análisis debe fortalecerse antes de integrar la evidencia al portafolio?</w:t>
-      </w:r>
-    </w:p>
-    <w:p>
-      <w:pPr>
-        <w:jc w:val="both"/>
-        <w:rPr>
-          <w:rFonts w:ascii="Baguet Script" w:hAnsi="Baguet Script"/>
-          <w:color w:val="000000" w:themeColor="text1"/>
-          <w:sz w:val="28"/>
-          <w:szCs w:val="28"/>
-          <w14:shadow w14:blurRad="38100" w14:dist="19050" w14:dir="2700000" w14:sx="100000" w14:sy="100000" w14:kx="0" w14:ky="0" w14:algn="tl">
-            <w14:schemeClr w14:val="dk1">
-              <w14:alpha w14:val="60000"/>
-            </w14:schemeClr>
-          </w14:shadow>
-          <w14:textOutline w14:w="0" w14:cap="flat" w14:cmpd="sng" w14:algn="ctr">
-            <w14:noFill/>
-            <w14:prstDash w14:val="solid"/>
-            <w14:round/>
-          </w14:textOutline>
-          <w14:stylisticSets>
-            <w14:styleSet w14:id="1"/>
-          </w14:stylisticSets>
-        </w:rPr>
-      </w:pPr>
-      <w:r>
+        </w:rPr>
+        <w:t>¿Qué personas deberían participar?</w:t>
+      </w:r>
+    </w:p>
+    <w:p>
+      <w:pPr>
+        <w:rPr>
+          <w:rFonts w:ascii="Baguet Script" w:hAnsi="Baguet Script"/>
+          <w:color w:val="000000" w:themeColor="text1"/>
+          <w:sz w:val="28"/>
+          <w:szCs w:val="28"/>
+          <w14:shadow w14:blurRad="38100" w14:dist="19050" w14:dir="2700000" w14:sx="100000" w14:sy="100000" w14:kx="0" w14:ky="0" w14:algn="tl">
+            <w14:schemeClr w14:val="dk1">
+              <w14:alpha w14:val="60000"/>
+            </w14:schemeClr>
+          </w14:shadow>
+          <w14:textOutline w14:w="0" w14:cap="flat" w14:cmpd="sng" w14:algn="ctr">
+            <w14:noFill/>
+            <w14:prstDash w14:val="solid"/>
+            <w14:round/>
+          </w14:textOutline>
+        </w:rPr>
+      </w:pPr>
+      <w:r>
+        <w:rPr>
+          <w:rFonts w:ascii="Baguet Script" w:hAnsi="Baguet Script"/>
+          <w:color w:val="000000" w:themeColor="text1"/>
+          <w:sz w:val="28"/>
+          <w:szCs w:val="28"/>
+          <w14:shadow w14:blurRad="38100" w14:dist="19050" w14:dir="2700000" w14:sx="100000" w14:sy="100000" w14:kx="0" w14:ky="0" w14:algn="tl">
+            <w14:schemeClr w14:val="dk1">
+              <w14:alpha w14:val="60000"/>
+            </w14:schemeClr>
+          </w14:shadow>
+          <w14:textOutline w14:w="0" w14:cap="flat" w14:cmpd="sng" w14:algn="ctr">
+            <w14:noFill/>
+            <w14:prstDash w14:val="solid"/>
+            <w14:round/>
+          </w14:textOutline>
+        </w:rPr>
+        <w:t>Deberían participar las personas de la comunidad, ya que conocen las necesidades del territorio. También debe participar el equipo de ingeniería encargado del proyecto, para escuchar las necesidades, definir el problema, revisar las opciones y evaluar los resultados.</w:t>
+      </w:r>
+    </w:p>
+    <w:p>
+      <w:pPr>
+        <w:rPr>
+          <w:rFonts w:ascii="Baguet Script" w:hAnsi="Baguet Script"/>
+          <w:color w:val="000000" w:themeColor="text1"/>
+          <w:sz w:val="28"/>
+          <w:szCs w:val="28"/>
+          <w14:shadow w14:blurRad="38100" w14:dist="19050" w14:dir="2700000" w14:sx="100000" w14:sy="100000" w14:kx="0" w14:ky="0" w14:algn="tl">
+            <w14:schemeClr w14:val="dk1">
+              <w14:alpha w14:val="60000"/>
+            </w14:schemeClr>
+          </w14:shadow>
+          <w14:textOutline w14:w="0" w14:cap="flat" w14:cmpd="sng" w14:algn="ctr">
+            <w14:noFill/>
+            <w14:prstDash w14:val="solid"/>
+            <w14:round/>
+          </w14:textOutline>
+        </w:rPr>
+      </w:pPr>
+    </w:p>
+    <w:p>
+      <w:pPr>
+        <w:pStyle w:val="Prrafodelista"/>
+        <w:numPr>
+          <w:ilvl w:val="0"/>
+          <w:numId w:val="2"/>
+        </w:numPr>
         <w:rPr>
           <w:rFonts w:ascii="Baguet Script" w:hAnsi="Baguet Script"/>
           <w:bCs/>
@@ -765,32 +503,708 @@
               <w14:lin w14:ang="5400000" w14:scaled="0"/>
             </w14:gradFill>
           </w14:textFill>
-          <w14:stylisticSets>
-            <w14:styleSet w14:id="1"/>
-          </w14:stylisticSets>
-        </w:rPr>
-        <w:t>Respuesta:</w:t>
-      </w:r>
-      <w:r>
-        <w:rPr>
-          <w:rFonts w:ascii="Baguet Script" w:hAnsi="Baguet Script"/>
-          <w:color w:val="000000" w:themeColor="text1"/>
-          <w:sz w:val="28"/>
-          <w:szCs w:val="28"/>
-          <w14:shadow w14:blurRad="38100" w14:dist="19050" w14:dir="2700000" w14:sx="100000" w14:sy="100000" w14:kx="0" w14:ky="0" w14:algn="tl">
-            <w14:schemeClr w14:val="dk1">
-              <w14:alpha w14:val="60000"/>
-            </w14:schemeClr>
-          </w14:shadow>
-          <w14:textOutline w14:w="0" w14:cap="flat" w14:cmpd="sng" w14:algn="ctr">
-            <w14:noFill/>
-            <w14:prstDash w14:val="solid"/>
-            <w14:round/>
-          </w14:textOutline>
-          <w14:stylisticSets>
-            <w14:styleSet w14:id="1"/>
-          </w14:stylisticSets>
-        </w:rPr>
+        </w:rPr>
+      </w:pPr>
+      <w:r>
+        <w:rPr>
+          <w:rFonts w:ascii="Baguet Script" w:hAnsi="Baguet Script"/>
+          <w:bCs/>
+          <w:color w:val="000000" w:themeColor="text1"/>
+          <w:sz w:val="28"/>
+          <w:szCs w:val="28"/>
+          <w14:textOutline w14:w="0" w14:cap="flat" w14:cmpd="sng" w14:algn="ctr">
+            <w14:noFill/>
+            <w14:prstDash w14:val="solid"/>
+            <w14:round/>
+          </w14:textOutline>
+          <w14:textFill>
+            <w14:gradFill>
+              <w14:gsLst>
+                <w14:gs w14:pos="21000">
+                  <w14:srgbClr w14:val="53575C"/>
+                </w14:gs>
+                <w14:gs w14:pos="88000">
+                  <w14:srgbClr w14:val="C5C7CA"/>
+                </w14:gs>
+              </w14:gsLst>
+              <w14:lin w14:ang="5400000" w14:scaled="0"/>
+            </w14:gradFill>
+          </w14:textFill>
+        </w:rPr>
+        <w:t>¿Qué información necesita el equipo?</w:t>
+      </w:r>
+    </w:p>
+    <w:p>
+      <w:pPr>
+        <w:rPr>
+          <w:rFonts w:ascii="Baguet Script" w:hAnsi="Baguet Script"/>
+          <w:color w:val="000000" w:themeColor="text1"/>
+          <w:sz w:val="28"/>
+          <w:szCs w:val="28"/>
+          <w14:shadow w14:blurRad="38100" w14:dist="19050" w14:dir="2700000" w14:sx="100000" w14:sy="100000" w14:kx="0" w14:ky="0" w14:algn="tl">
+            <w14:schemeClr w14:val="dk1">
+              <w14:alpha w14:val="60000"/>
+            </w14:schemeClr>
+          </w14:shadow>
+          <w14:textOutline w14:w="0" w14:cap="flat" w14:cmpd="sng" w14:algn="ctr">
+            <w14:noFill/>
+            <w14:prstDash w14:val="solid"/>
+            <w14:round/>
+          </w14:textOutline>
+        </w:rPr>
+      </w:pPr>
+      <w:r>
+        <w:rPr>
+          <w:rFonts w:ascii="Baguet Script" w:hAnsi="Baguet Script"/>
+          <w:color w:val="000000" w:themeColor="text1"/>
+          <w:sz w:val="28"/>
+          <w:szCs w:val="28"/>
+          <w14:shadow w14:blurRad="38100" w14:dist="19050" w14:dir="2700000" w14:sx="100000" w14:sy="100000" w14:kx="0" w14:ky="0" w14:algn="tl">
+            <w14:schemeClr w14:val="dk1">
+              <w14:alpha w14:val="60000"/>
+            </w14:schemeClr>
+          </w14:shadow>
+          <w14:textOutline w14:w="0" w14:cap="flat" w14:cmpd="sng" w14:algn="ctr">
+            <w14:noFill/>
+            <w14:prstDash w14:val="solid"/>
+            <w14:round/>
+          </w14:textOutline>
+        </w:rPr>
+        <w:t xml:space="preserve">El equipo necesita conocer las necesidades de la comunidad y del territorio. También debe tener en cuenta los conocimientos de las personas del lugar, además de la información necesaria para realizar los diseños y tomar decisiones. </w:t>
+      </w:r>
+    </w:p>
+    <w:p>
+      <w:pPr>
+        <w:rPr>
+          <w:rFonts w:ascii="Baguet Script" w:hAnsi="Baguet Script"/>
+          <w:color w:val="000000" w:themeColor="text1"/>
+          <w:sz w:val="28"/>
+          <w:szCs w:val="28"/>
+          <w14:shadow w14:blurRad="38100" w14:dist="19050" w14:dir="2700000" w14:sx="100000" w14:sy="100000" w14:kx="0" w14:ky="0" w14:algn="tl">
+            <w14:schemeClr w14:val="dk1">
+              <w14:alpha w14:val="60000"/>
+            </w14:schemeClr>
+          </w14:shadow>
+          <w14:textOutline w14:w="0" w14:cap="flat" w14:cmpd="sng" w14:algn="ctr">
+            <w14:noFill/>
+            <w14:prstDash w14:val="solid"/>
+            <w14:round/>
+          </w14:textOutline>
+        </w:rPr>
+      </w:pPr>
+    </w:p>
+    <w:p>
+      <w:pPr>
+        <w:pStyle w:val="Prrafodelista"/>
+        <w:numPr>
+          <w:ilvl w:val="0"/>
+          <w:numId w:val="2"/>
+        </w:numPr>
+        <w:rPr>
+          <w:rFonts w:ascii="Baguet Script" w:hAnsi="Baguet Script"/>
+          <w:bCs/>
+          <w:color w:val="000000" w:themeColor="text1"/>
+          <w:sz w:val="28"/>
+          <w:szCs w:val="28"/>
+          <w14:textOutline w14:w="0" w14:cap="flat" w14:cmpd="sng" w14:algn="ctr">
+            <w14:noFill/>
+            <w14:prstDash w14:val="solid"/>
+            <w14:round/>
+          </w14:textOutline>
+          <w14:textFill>
+            <w14:gradFill>
+              <w14:gsLst>
+                <w14:gs w14:pos="21000">
+                  <w14:srgbClr w14:val="53575C"/>
+                </w14:gs>
+                <w14:gs w14:pos="88000">
+                  <w14:srgbClr w14:val="C5C7CA"/>
+                </w14:gs>
+              </w14:gsLst>
+              <w14:lin w14:ang="5400000" w14:scaled="0"/>
+            </w14:gradFill>
+          </w14:textFill>
+        </w:rPr>
+      </w:pPr>
+      <w:r>
+        <w:rPr>
+          <w:rFonts w:ascii="Baguet Script" w:hAnsi="Baguet Script"/>
+          <w:bCs/>
+          <w:color w:val="000000" w:themeColor="text1"/>
+          <w:sz w:val="28"/>
+          <w:szCs w:val="28"/>
+          <w14:textOutline w14:w="0" w14:cap="flat" w14:cmpd="sng" w14:algn="ctr">
+            <w14:noFill/>
+            <w14:prstDash w14:val="solid"/>
+            <w14:round/>
+          </w14:textOutline>
+          <w14:textFill>
+            <w14:gradFill>
+              <w14:gsLst>
+                <w14:gs w14:pos="21000">
+                  <w14:srgbClr w14:val="53575C"/>
+                </w14:gs>
+                <w14:gs w14:pos="88000">
+                  <w14:srgbClr w14:val="C5C7CA"/>
+                </w14:gs>
+              </w14:gsLst>
+              <w14:lin w14:ang="5400000" w14:scaled="0"/>
+            </w14:gradFill>
+          </w14:textFill>
+        </w:rPr>
+        <w:t>¿Qué riesgo puede causar la solución?</w:t>
+      </w:r>
+    </w:p>
+    <w:p>
+      <w:pPr>
+        <w:rPr>
+          <w:rFonts w:ascii="Baguet Script" w:hAnsi="Baguet Script"/>
+          <w:color w:val="000000" w:themeColor="text1"/>
+          <w:sz w:val="28"/>
+          <w:szCs w:val="28"/>
+          <w14:shadow w14:blurRad="38100" w14:dist="19050" w14:dir="2700000" w14:sx="100000" w14:sy="100000" w14:kx="0" w14:ky="0" w14:algn="tl">
+            <w14:schemeClr w14:val="dk1">
+              <w14:alpha w14:val="60000"/>
+            </w14:schemeClr>
+          </w14:shadow>
+          <w14:textOutline w14:w="0" w14:cap="flat" w14:cmpd="sng" w14:algn="ctr">
+            <w14:noFill/>
+            <w14:prstDash w14:val="solid"/>
+            <w14:round/>
+          </w14:textOutline>
+        </w:rPr>
+      </w:pPr>
+      <w:r>
+        <w:rPr>
+          <w:rFonts w:ascii="Baguet Script" w:hAnsi="Baguet Script"/>
+          <w:color w:val="000000" w:themeColor="text1"/>
+          <w:sz w:val="28"/>
+          <w:szCs w:val="28"/>
+          <w14:shadow w14:blurRad="38100" w14:dist="19050" w14:dir="2700000" w14:sx="100000" w14:sy="100000" w14:kx="0" w14:ky="0" w14:algn="tl">
+            <w14:schemeClr w14:val="dk1">
+              <w14:alpha w14:val="60000"/>
+            </w14:schemeClr>
+          </w14:shadow>
+          <w14:textOutline w14:w="0" w14:cap="flat" w14:cmpd="sng" w14:algn="ctr">
+            <w14:noFill/>
+            <w14:prstDash w14:val="solid"/>
+            <w14:round/>
+          </w14:textOutline>
+        </w:rPr>
+        <w:t xml:space="preserve">Una obra puede causar nuevos problemas si solamente se considera que es técnicamente correcta y no se tienen en cuenta las necesidades de la </w:t>
+      </w:r>
+      <w:r>
+        <w:rPr>
+          <w:rFonts w:ascii="Baguet Script" w:hAnsi="Baguet Script"/>
+          <w:color w:val="000000" w:themeColor="text1"/>
+          <w:sz w:val="28"/>
+          <w:szCs w:val="28"/>
+          <w14:shadow w14:blurRad="38100" w14:dist="19050" w14:dir="2700000" w14:sx="100000" w14:sy="100000" w14:kx="0" w14:ky="0" w14:algn="tl">
+            <w14:schemeClr w14:val="dk1">
+              <w14:alpha w14:val="60000"/>
+            </w14:schemeClr>
+          </w14:shadow>
+          <w14:textOutline w14:w="0" w14:cap="flat" w14:cmpd="sng" w14:algn="ctr">
+            <w14:noFill/>
+            <w14:prstDash w14:val="solid"/>
+            <w14:round/>
+          </w14:textOutline>
+        </w:rPr>
+        <w:lastRenderedPageBreak/>
+        <w:t xml:space="preserve">comunidad. En el caso de una vía, por ejemplo, se deben considerar aspectos como la seguridad, el acceso a las viviendas, la protección de una quebrada y el comercio local. </w:t>
+      </w:r>
+    </w:p>
+    <w:p>
+      <w:pPr>
+        <w:rPr>
+          <w:rFonts w:ascii="Baguet Script" w:hAnsi="Baguet Script"/>
+          <w:color w:val="000000" w:themeColor="text1"/>
+          <w:sz w:val="28"/>
+          <w:szCs w:val="28"/>
+          <w14:textOutline w14:w="0" w14:cap="flat" w14:cmpd="sng" w14:algn="ctr">
+            <w14:noFill/>
+            <w14:prstDash w14:val="solid"/>
+            <w14:round/>
+          </w14:textOutline>
+          <w14:textFill>
+            <w14:gradFill>
+              <w14:gsLst>
+                <w14:gs w14:pos="21000">
+                  <w14:srgbClr w14:val="53575C"/>
+                </w14:gs>
+                <w14:gs w14:pos="88000">
+                  <w14:srgbClr w14:val="C5C7CA"/>
+                </w14:gs>
+              </w14:gsLst>
+              <w14:lin w14:ang="5400000" w14:scaled="0"/>
+            </w14:gradFill>
+          </w14:textFill>
+        </w:rPr>
+      </w:pPr>
+    </w:p>
+    <w:p>
+      <w:pPr>
+        <w:pStyle w:val="Prrafodelista"/>
+        <w:numPr>
+          <w:ilvl w:val="0"/>
+          <w:numId w:val="2"/>
+        </w:numPr>
+        <w:rPr>
+          <w:rFonts w:ascii="Baguet Script" w:hAnsi="Baguet Script"/>
+          <w:bCs/>
+          <w:color w:val="000000" w:themeColor="text1"/>
+          <w:sz w:val="28"/>
+          <w:szCs w:val="28"/>
+          <w14:textOutline w14:w="0" w14:cap="flat" w14:cmpd="sng" w14:algn="ctr">
+            <w14:noFill/>
+            <w14:prstDash w14:val="solid"/>
+            <w14:round/>
+          </w14:textOutline>
+          <w14:textFill>
+            <w14:gradFill>
+              <w14:gsLst>
+                <w14:gs w14:pos="21000">
+                  <w14:srgbClr w14:val="53575C"/>
+                </w14:gs>
+                <w14:gs w14:pos="88000">
+                  <w14:srgbClr w14:val="C5C7CA"/>
+                </w14:gs>
+              </w14:gsLst>
+              <w14:lin w14:ang="5400000" w14:scaled="0"/>
+            </w14:gradFill>
+          </w14:textFill>
+        </w:rPr>
+      </w:pPr>
+      <w:r>
+        <w:rPr>
+          <w:rFonts w:ascii="Baguet Script" w:hAnsi="Baguet Script"/>
+          <w:bCs/>
+          <w:color w:val="000000" w:themeColor="text1"/>
+          <w:sz w:val="28"/>
+          <w:szCs w:val="28"/>
+          <w14:textOutline w14:w="0" w14:cap="flat" w14:cmpd="sng" w14:algn="ctr">
+            <w14:noFill/>
+            <w14:prstDash w14:val="solid"/>
+            <w14:round/>
+          </w14:textOutline>
+          <w14:textFill>
+            <w14:gradFill>
+              <w14:gsLst>
+                <w14:gs w14:pos="21000">
+                  <w14:srgbClr w14:val="53575C"/>
+                </w14:gs>
+                <w14:gs w14:pos="88000">
+                  <w14:srgbClr w14:val="C5C7CA"/>
+                </w14:gs>
+              </w14:gsLst>
+              <w14:lin w14:ang="5400000" w14:scaled="0"/>
+            </w14:gradFill>
+          </w14:textFill>
+        </w:rPr>
+        <w:t>¿Cómo explicaría el proyecto con palabras sencillas?</w:t>
+      </w:r>
+    </w:p>
+    <w:p>
+      <w:pPr>
+        <w:rPr>
+          <w:rFonts w:ascii="Baguet Script" w:hAnsi="Baguet Script"/>
+          <w:color w:val="000000" w:themeColor="text1"/>
+          <w:sz w:val="28"/>
+          <w:szCs w:val="28"/>
+          <w14:shadow w14:blurRad="38100" w14:dist="19050" w14:dir="2700000" w14:sx="100000" w14:sy="100000" w14:kx="0" w14:ky="0" w14:algn="tl">
+            <w14:schemeClr w14:val="dk1">
+              <w14:alpha w14:val="60000"/>
+            </w14:schemeClr>
+          </w14:shadow>
+          <w14:textOutline w14:w="0" w14:cap="flat" w14:cmpd="sng" w14:algn="ctr">
+            <w14:noFill/>
+            <w14:prstDash w14:val="solid"/>
+            <w14:round/>
+          </w14:textOutline>
+        </w:rPr>
+      </w:pPr>
+      <w:r>
+        <w:rPr>
+          <w:rFonts w:ascii="Baguet Script" w:hAnsi="Baguet Script"/>
+          <w:color w:val="000000" w:themeColor="text1"/>
+          <w:sz w:val="28"/>
+          <w:szCs w:val="28"/>
+          <w14:shadow w14:blurRad="38100" w14:dist="19050" w14:dir="2700000" w14:sx="100000" w14:sy="100000" w14:kx="0" w14:ky="0" w14:algn="tl">
+            <w14:schemeClr w14:val="dk1">
+              <w14:alpha w14:val="60000"/>
+            </w14:schemeClr>
+          </w14:shadow>
+          <w14:textOutline w14:w="0" w14:cap="flat" w14:cmpd="sng" w14:algn="ctr">
+            <w14:noFill/>
+            <w14:prstDash w14:val="solid"/>
+            <w14:round/>
+          </w14:textOutline>
+        </w:rPr>
+        <w:t xml:space="preserve">Lo explicaría mediante dibujos, ejemplos y palabras claras. También escucharía las preguntas de la comunidad y corregiría lo necesario, para que las personas puedan comprender, revisar y mejorar la propuesta. </w:t>
+      </w:r>
+    </w:p>
+    <w:p>
+      <w:pPr>
+        <w:rPr>
+          <w:rFonts w:ascii="Baguet Script" w:hAnsi="Baguet Script"/>
+          <w:color w:val="000000" w:themeColor="text1"/>
+          <w:sz w:val="28"/>
+          <w:szCs w:val="28"/>
+          <w14:shadow w14:blurRad="38100" w14:dist="19050" w14:dir="2700000" w14:sx="100000" w14:sy="100000" w14:kx="0" w14:ky="0" w14:algn="tl">
+            <w14:schemeClr w14:val="dk1">
+              <w14:alpha w14:val="60000"/>
+            </w14:schemeClr>
+          </w14:shadow>
+          <w14:textOutline w14:w="0" w14:cap="flat" w14:cmpd="sng" w14:algn="ctr">
+            <w14:noFill/>
+            <w14:prstDash w14:val="solid"/>
+            <w14:round/>
+          </w14:textOutline>
+        </w:rPr>
+      </w:pPr>
+    </w:p>
+    <w:p>
+      <w:pPr>
+        <w:rPr>
+          <w:rFonts w:ascii="Baguet Script" w:hAnsi="Baguet Script"/>
+          <w:color w:val="000000" w:themeColor="text1"/>
+          <w:sz w:val="28"/>
+          <w:szCs w:val="28"/>
+          <w14:shadow w14:blurRad="38100" w14:dist="19050" w14:dir="2700000" w14:sx="100000" w14:sy="100000" w14:kx="0" w14:ky="0" w14:algn="tl">
+            <w14:schemeClr w14:val="dk1">
+              <w14:alpha w14:val="60000"/>
+            </w14:schemeClr>
+          </w14:shadow>
+          <w14:textOutline w14:w="0" w14:cap="flat" w14:cmpd="sng" w14:algn="ctr">
+            <w14:noFill/>
+            <w14:prstDash w14:val="solid"/>
+            <w14:round/>
+          </w14:textOutline>
+        </w:rPr>
+      </w:pPr>
+    </w:p>
+    <w:p>
+      <w:pPr>
+        <w:rPr>
+          <w:rFonts w:ascii="Baguet Script" w:hAnsi="Baguet Script"/>
+          <w:color w:val="000000" w:themeColor="text1"/>
+          <w:sz w:val="28"/>
+          <w:szCs w:val="28"/>
+          <w14:shadow w14:blurRad="38100" w14:dist="19050" w14:dir="2700000" w14:sx="100000" w14:sy="100000" w14:kx="0" w14:ky="0" w14:algn="tl">
+            <w14:schemeClr w14:val="dk1">
+              <w14:alpha w14:val="60000"/>
+            </w14:schemeClr>
+          </w14:shadow>
+          <w14:textOutline w14:w="0" w14:cap="flat" w14:cmpd="sng" w14:algn="ctr">
+            <w14:noFill/>
+            <w14:prstDash w14:val="solid"/>
+            <w14:round/>
+          </w14:textOutline>
+        </w:rPr>
+      </w:pPr>
+    </w:p>
+    <w:p>
+      <w:pPr>
+        <w:rPr>
+          <w:rFonts w:ascii="Baguet Script" w:hAnsi="Baguet Script"/>
+          <w:color w:val="000000" w:themeColor="text1"/>
+          <w:sz w:val="28"/>
+          <w:szCs w:val="28"/>
+          <w14:shadow w14:blurRad="38100" w14:dist="19050" w14:dir="2700000" w14:sx="100000" w14:sy="100000" w14:kx="0" w14:ky="0" w14:algn="tl">
+            <w14:schemeClr w14:val="dk1">
+              <w14:alpha w14:val="60000"/>
+            </w14:schemeClr>
+          </w14:shadow>
+          <w14:textOutline w14:w="0" w14:cap="flat" w14:cmpd="sng" w14:algn="ctr">
+            <w14:noFill/>
+            <w14:prstDash w14:val="solid"/>
+            <w14:round/>
+          </w14:textOutline>
+        </w:rPr>
+      </w:pPr>
+    </w:p>
+    <w:p>
+      <w:pPr>
+        <w:rPr>
+          <w:rFonts w:ascii="Baguet Script" w:hAnsi="Baguet Script"/>
+          <w:color w:val="000000" w:themeColor="text1"/>
+          <w:sz w:val="28"/>
+          <w:szCs w:val="28"/>
+          <w14:shadow w14:blurRad="38100" w14:dist="19050" w14:dir="2700000" w14:sx="100000" w14:sy="100000" w14:kx="0" w14:ky="0" w14:algn="tl">
+            <w14:schemeClr w14:val="dk1">
+              <w14:alpha w14:val="60000"/>
+            </w14:schemeClr>
+          </w14:shadow>
+          <w14:textOutline w14:w="0" w14:cap="flat" w14:cmpd="sng" w14:algn="ctr">
+            <w14:noFill/>
+            <w14:prstDash w14:val="solid"/>
+            <w14:round/>
+          </w14:textOutline>
+        </w:rPr>
+      </w:pPr>
+    </w:p>
+    <w:p>
+      <w:pPr>
+        <w:rPr>
+          <w:rFonts w:ascii="Baguet Script" w:hAnsi="Baguet Script"/>
+          <w:color w:val="000000" w:themeColor="text1"/>
+          <w:sz w:val="28"/>
+          <w:szCs w:val="28"/>
+          <w14:shadow w14:blurRad="38100" w14:dist="19050" w14:dir="2700000" w14:sx="100000" w14:sy="100000" w14:kx="0" w14:ky="0" w14:algn="tl">
+            <w14:schemeClr w14:val="dk1">
+              <w14:alpha w14:val="60000"/>
+            </w14:schemeClr>
+          </w14:shadow>
+          <w14:textOutline w14:w="0" w14:cap="flat" w14:cmpd="sng" w14:algn="ctr">
+            <w14:noFill/>
+            <w14:prstDash w14:val="solid"/>
+            <w14:round/>
+          </w14:textOutline>
+        </w:rPr>
+      </w:pPr>
+    </w:p>
+    <w:p>
+      <w:pPr>
+        <w:rPr>
+          <w:rFonts w:ascii="Baguet Script" w:hAnsi="Baguet Script"/>
+          <w:color w:val="000000" w:themeColor="text1"/>
+          <w:sz w:val="28"/>
+          <w:szCs w:val="28"/>
+          <w14:shadow w14:blurRad="38100" w14:dist="19050" w14:dir="2700000" w14:sx="100000" w14:sy="100000" w14:kx="0" w14:ky="0" w14:algn="tl">
+            <w14:schemeClr w14:val="dk1">
+              <w14:alpha w14:val="60000"/>
+            </w14:schemeClr>
+          </w14:shadow>
+          <w14:textOutline w14:w="0" w14:cap="flat" w14:cmpd="sng" w14:algn="ctr">
+            <w14:noFill/>
+            <w14:prstDash w14:val="solid"/>
+            <w14:round/>
+          </w14:textOutline>
+        </w:rPr>
+      </w:pPr>
+    </w:p>
+    <w:p>
+      <w:pPr>
+        <w:rPr>
+          <w:rFonts w:ascii="Baguet Script" w:hAnsi="Baguet Script"/>
+          <w:color w:val="000000" w:themeColor="text1"/>
+          <w:sz w:val="28"/>
+          <w:szCs w:val="28"/>
+          <w14:shadow w14:blurRad="38100" w14:dist="19050" w14:dir="2700000" w14:sx="100000" w14:sy="100000" w14:kx="0" w14:ky="0" w14:algn="tl">
+            <w14:schemeClr w14:val="dk1">
+              <w14:alpha w14:val="60000"/>
+            </w14:schemeClr>
+          </w14:shadow>
+          <w14:textOutline w14:w="0" w14:cap="flat" w14:cmpd="sng" w14:algn="ctr">
+            <w14:noFill/>
+            <w14:prstDash w14:val="solid"/>
+            <w14:round/>
+          </w14:textOutline>
+        </w:rPr>
+      </w:pPr>
+    </w:p>
+    <w:p>
+      <w:pPr>
+        <w:rPr>
+          <w:rFonts w:ascii="Baguet Script" w:hAnsi="Baguet Script"/>
+          <w:color w:val="000000" w:themeColor="text1"/>
+          <w:sz w:val="28"/>
+          <w:szCs w:val="28"/>
+          <w14:shadow w14:blurRad="38100" w14:dist="19050" w14:dir="2700000" w14:sx="100000" w14:sy="100000" w14:kx="0" w14:ky="0" w14:algn="tl">
+            <w14:schemeClr w14:val="dk1">
+              <w14:alpha w14:val="60000"/>
+            </w14:schemeClr>
+          </w14:shadow>
+          <w14:textOutline w14:w="0" w14:cap="flat" w14:cmpd="sng" w14:algn="ctr">
+            <w14:noFill/>
+            <w14:prstDash w14:val="solid"/>
+            <w14:round/>
+          </w14:textOutline>
+        </w:rPr>
+      </w:pPr>
+    </w:p>
+    <w:p>
+      <w:pPr>
+        <w:rPr>
+          <w:rFonts w:ascii="Baguet Script" w:hAnsi="Baguet Script"/>
+          <w:color w:val="000000" w:themeColor="text1"/>
+          <w:sz w:val="28"/>
+          <w:szCs w:val="28"/>
+          <w14:shadow w14:blurRad="38100" w14:dist="19050" w14:dir="2700000" w14:sx="100000" w14:sy="100000" w14:kx="0" w14:ky="0" w14:algn="tl">
+            <w14:schemeClr w14:val="dk1">
+              <w14:alpha w14:val="60000"/>
+            </w14:schemeClr>
+          </w14:shadow>
+          <w14:textOutline w14:w="0" w14:cap="flat" w14:cmpd="sng" w14:algn="ctr">
+            <w14:noFill/>
+            <w14:prstDash w14:val="solid"/>
+            <w14:round/>
+          </w14:textOutline>
+        </w:rPr>
+      </w:pPr>
+    </w:p>
+    <w:p>
+      <w:pPr>
+        <w:rPr>
+          <w:rFonts w:ascii="Baguet Script" w:hAnsi="Baguet Script"/>
+          <w:color w:val="000000" w:themeColor="text1"/>
+          <w:sz w:val="28"/>
+          <w:szCs w:val="28"/>
+          <w14:shadow w14:blurRad="38100" w14:dist="19050" w14:dir="2700000" w14:sx="100000" w14:sy="100000" w14:kx="0" w14:ky="0" w14:algn="tl">
+            <w14:schemeClr w14:val="dk1">
+              <w14:alpha w14:val="60000"/>
+            </w14:schemeClr>
+          </w14:shadow>
+          <w14:textOutline w14:w="0" w14:cap="flat" w14:cmpd="sng" w14:algn="ctr">
+            <w14:noFill/>
+            <w14:prstDash w14:val="solid"/>
+            <w14:round/>
+          </w14:textOutline>
+        </w:rPr>
+      </w:pPr>
+    </w:p>
+    <w:p>
+      <w:pPr>
+        <w:rPr>
+          <w:rFonts w:ascii="Baguet Script" w:hAnsi="Baguet Script"/>
+          <w:color w:val="000000" w:themeColor="text1"/>
+          <w:sz w:val="28"/>
+          <w:szCs w:val="28"/>
+          <w14:shadow w14:blurRad="38100" w14:dist="19050" w14:dir="2700000" w14:sx="100000" w14:sy="100000" w14:kx="0" w14:ky="0" w14:algn="tl">
+            <w14:schemeClr w14:val="dk1">
+              <w14:alpha w14:val="60000"/>
+            </w14:schemeClr>
+          </w14:shadow>
+          <w14:textOutline w14:w="0" w14:cap="flat" w14:cmpd="sng" w14:algn="ctr">
+            <w14:noFill/>
+            <w14:prstDash w14:val="solid"/>
+            <w14:round/>
+          </w14:textOutline>
+        </w:rPr>
+      </w:pPr>
+    </w:p>
+    <w:p>
+      <w:pPr>
+        <w:rPr>
+          <w:rFonts w:ascii="Baguet Script" w:hAnsi="Baguet Script"/>
+          <w:color w:val="000000" w:themeColor="text1"/>
+          <w:sz w:val="28"/>
+          <w:szCs w:val="28"/>
+          <w14:shadow w14:blurRad="38100" w14:dist="19050" w14:dir="2700000" w14:sx="100000" w14:sy="100000" w14:kx="0" w14:ky="0" w14:algn="tl">
+            <w14:schemeClr w14:val="dk1">
+              <w14:alpha w14:val="60000"/>
+            </w14:schemeClr>
+          </w14:shadow>
+          <w14:textOutline w14:w="0" w14:cap="flat" w14:cmpd="sng" w14:algn="ctr">
+            <w14:noFill/>
+            <w14:prstDash w14:val="solid"/>
+            <w14:round/>
+          </w14:textOutline>
+        </w:rPr>
+      </w:pPr>
+    </w:p>
+    <w:p>
+      <w:pPr>
+        <w:rPr>
+          <w:rFonts w:ascii="Baguet Script" w:hAnsi="Baguet Script"/>
+          <w:color w:val="000000" w:themeColor="text1"/>
+          <w:sz w:val="28"/>
+          <w:szCs w:val="28"/>
+          <w14:shadow w14:blurRad="38100" w14:dist="19050" w14:dir="2700000" w14:sx="100000" w14:sy="100000" w14:kx="0" w14:ky="0" w14:algn="tl">
+            <w14:schemeClr w14:val="dk1">
+              <w14:alpha w14:val="60000"/>
+            </w14:schemeClr>
+          </w14:shadow>
+          <w14:textOutline w14:w="0" w14:cap="flat" w14:cmpd="sng" w14:algn="ctr">
+            <w14:noFill/>
+            <w14:prstDash w14:val="solid"/>
+            <w14:round/>
+          </w14:textOutline>
+        </w:rPr>
+      </w:pPr>
+    </w:p>
+    <w:p>
+      <w:pPr>
+        <w:rPr>
+          <w:rFonts w:ascii="Baguet Script" w:hAnsi="Baguet Script"/>
+          <w:color w:val="000000" w:themeColor="text1"/>
+          <w:sz w:val="28"/>
+          <w:szCs w:val="28"/>
+          <w14:shadow w14:blurRad="38100" w14:dist="19050" w14:dir="2700000" w14:sx="100000" w14:sy="100000" w14:kx="0" w14:ky="0" w14:algn="tl">
+            <w14:schemeClr w14:val="dk1">
+              <w14:alpha w14:val="60000"/>
+            </w14:schemeClr>
+          </w14:shadow>
+          <w14:textOutline w14:w="0" w14:cap="flat" w14:cmpd="sng" w14:algn="ctr">
+            <w14:noFill/>
+            <w14:prstDash w14:val="solid"/>
+            <w14:round/>
+          </w14:textOutline>
+        </w:rPr>
+      </w:pPr>
+    </w:p>
+    <w:p>
+      <w:pPr>
+        <w:rPr>
+          <w:rFonts w:ascii="Baguet Script" w:hAnsi="Baguet Script"/>
+          <w:color w:val="000000" w:themeColor="text1"/>
+          <w:sz w:val="28"/>
+          <w:szCs w:val="28"/>
+          <w14:shadow w14:blurRad="38100" w14:dist="19050" w14:dir="2700000" w14:sx="100000" w14:sy="100000" w14:kx="0" w14:ky="0" w14:algn="tl">
+            <w14:schemeClr w14:val="dk1">
+              <w14:alpha w14:val="60000"/>
+            </w14:schemeClr>
+          </w14:shadow>
+          <w14:textOutline w14:w="0" w14:cap="flat" w14:cmpd="sng" w14:algn="ctr">
+            <w14:noFill/>
+            <w14:prstDash w14:val="solid"/>
+            <w14:round/>
+          </w14:textOutline>
+        </w:rPr>
+      </w:pPr>
+    </w:p>
+    <w:p>
+      <w:pPr>
+        <w:pStyle w:val="Prrafodelista"/>
+        <w:numPr>
+          <w:ilvl w:val="0"/>
+          <w:numId w:val="1"/>
+        </w:numPr>
+        <w:rPr>
+          <w:rFonts w:ascii="Baguet Script" w:hAnsi="Baguet Script"/>
+          <w:b/>
+          <w:color w:val="D092A7" w:themeColor="accent4"/>
+          <w:sz w:val="28"/>
+          <w:szCs w:val="28"/>
+          <w:lang w:val="es-ES"/>
+          <w14:textOutline w14:w="0" w14:cap="flat" w14:cmpd="sng" w14:algn="ctr">
+            <w14:noFill/>
+            <w14:prstDash w14:val="solid"/>
+            <w14:round/>
+          </w14:textOutline>
+          <w14:props3d w14:extrusionH="57150" w14:contourW="0" w14:prstMaterial="softEdge">
+            <w14:bevelT w14:w="25400" w14:h="38100" w14:prst="circle"/>
+          </w14:props3d>
+        </w:rPr>
+      </w:pPr>
+      <w:r>
+        <w:rPr>
+          <w:rFonts w:ascii="Baguet Script" w:hAnsi="Baguet Script"/>
+          <w:b/>
+          <w:color w:val="D092A7" w:themeColor="accent4"/>
+          <w:sz w:val="28"/>
+          <w:szCs w:val="28"/>
+          <w:lang w:val="es-ES"/>
+          <w14:textOutline w14:w="0" w14:cap="flat" w14:cmpd="sng" w14:algn="ctr">
+            <w14:noFill/>
+            <w14:prstDash w14:val="solid"/>
+            <w14:round/>
+          </w14:textOutline>
+          <w14:props3d w14:extrusionH="57150" w14:contourW="0" w14:prstMaterial="softEdge">
+            <w14:bevelT w14:w="25400" w14:h="38100" w14:prst="circle"/>
+          </w14:props3d>
+        </w:rPr>
+        <w:lastRenderedPageBreak/>
         <w:t xml:space="preserve"> </w:t>
       </w:r>
       <w:r>
@@ -799,97 +1213,71 @@
           <w:color w:val="000000" w:themeColor="text1"/>
           <w:sz w:val="28"/>
           <w:szCs w:val="28"/>
-          <w14:shadow w14:blurRad="38100" w14:dist="19050" w14:dir="2700000" w14:sx="100000" w14:sy="100000" w14:kx="0" w14:ky="0" w14:algn="tl">
-            <w14:schemeClr w14:val="dk1">
-              <w14:alpha w14:val="60000"/>
-            </w14:schemeClr>
-          </w14:shadow>
-          <w14:textOutline w14:w="0" w14:cap="flat" w14:cmpd="sng" w14:algn="ctr">
-            <w14:noFill/>
-            <w14:prstDash w14:val="solid"/>
-            <w14:round/>
-          </w14:textOutline>
-          <w14:stylisticSets>
-            <w14:styleSet w14:id="1"/>
-          </w14:stylisticSets>
-        </w:rPr>
-        <w:t>Debe fortalecerse la capacidad de relacionar la infraestructura con la sociedad, el territorio y la desigualdad, superando la simple descripción de la obra. También debe fortalecerse la identificación de actores, impactos y responsabilidades profesionales</w:t>
-      </w:r>
-    </w:p>
-    <w:p>
-      <w:pPr>
-        <w:rPr>
-          <w:rFonts w:ascii="Baguet Script" w:hAnsi="Baguet Script"/>
-          <w:color w:val="000000" w:themeColor="text1"/>
-          <w:sz w:val="28"/>
-          <w:szCs w:val="28"/>
-          <w14:shadow w14:blurRad="38100" w14:dist="19050" w14:dir="2700000" w14:sx="100000" w14:sy="100000" w14:kx="0" w14:ky="0" w14:algn="tl">
-            <w14:schemeClr w14:val="dk1">
-              <w14:alpha w14:val="60000"/>
-            </w14:schemeClr>
-          </w14:shadow>
-          <w14:textOutline w14:w="0" w14:cap="flat" w14:cmpd="sng" w14:algn="ctr">
-            <w14:noFill/>
-            <w14:prstDash w14:val="solid"/>
-            <w14:round/>
-          </w14:textOutline>
-          <w14:stylisticSets>
-            <w14:styleSet w14:id="1"/>
-          </w14:stylisticSets>
-        </w:rPr>
-      </w:pPr>
-    </w:p>
-    <w:p>
-      <w:pPr>
-        <w:jc w:val="center"/>
-        <w:rPr>
-          <w:rFonts w:ascii="Baguet Script" w:hAnsi="Baguet Script"/>
-          <w:color w:val="60CAF3" w:themeColor="accent4" w:themeTint="99"/>
-          <w:sz w:val="36"/>
-          <w:szCs w:val="36"/>
-          <w14:glow w14:rad="76200">
-            <w14:schemeClr w14:val="accent4">
-              <w14:alpha w14:val="69000"/>
-              <w14:lumMod w14:val="40000"/>
-              <w14:lumOff w14:val="60000"/>
-            </w14:schemeClr>
-          </w14:glow>
-          <w14:reflection w14:blurRad="6350" w14:stA="55000" w14:stPos="0" w14:endA="50" w14:endPos="85000" w14:dist="0" w14:dir="5400000" w14:fadeDir="5400000" w14:sx="100000" w14:sy="-100000" w14:kx="0" w14:ky="0" w14:algn="bl"/>
-          <w14:textOutline w14:w="0" w14:cap="flat" w14:cmpd="sng" w14:algn="ctr">
-            <w14:noFill/>
-            <w14:prstDash w14:val="solid"/>
-            <w14:round/>
-          </w14:textOutline>
-          <w14:stylisticSets>
-            <w14:styleSet w14:id="7"/>
-          </w14:stylisticSets>
-        </w:rPr>
-      </w:pPr>
-      <w:r>
-        <w:rPr>
-          <w:rFonts w:ascii="Baguet Script" w:hAnsi="Baguet Script"/>
-          <w:color w:val="000000" w:themeColor="text1"/>
-          <w:sz w:val="28"/>
-          <w:szCs w:val="28"/>
-          <w14:shadow w14:blurRad="38100" w14:dist="19050" w14:dir="2700000" w14:sx="100000" w14:sy="100000" w14:kx="0" w14:ky="0" w14:algn="tl">
-            <w14:schemeClr w14:val="dk1">
-              <w14:alpha w14:val="60000"/>
-            </w14:schemeClr>
-          </w14:shadow>
-          <w14:textOutline w14:w="0" w14:cap="flat" w14:cmpd="sng" w14:algn="ctr">
-            <w14:noFill/>
-            <w14:prstDash w14:val="solid"/>
-            <w14:round/>
-          </w14:textOutline>
-          <w14:stylisticSets>
-            <w14:styleSet w14:id="1"/>
-          </w14:stylisticSets>
+          <w:lang w:val="es-ES"/>
+          <w14:shadow w14:blurRad="38100" w14:dist="19050" w14:dir="2700000" w14:sx="100000" w14:sy="100000" w14:kx="0" w14:ky="0" w14:algn="tl">
+            <w14:schemeClr w14:val="dk1">
+              <w14:alpha w14:val="60000"/>
+            </w14:schemeClr>
+          </w14:shadow>
+          <w14:textOutline w14:w="0" w14:cap="flat" w14:cmpd="sng" w14:algn="ctr">
+            <w14:noFill/>
+            <w14:prstDash w14:val="solid"/>
+            <w14:round/>
+          </w14:textOutline>
+        </w:rPr>
+        <w:t xml:space="preserve">Mapa mental </w:t>
+      </w:r>
+    </w:p>
+    <w:p>
+      <w:pPr>
+        <w:ind w:left="360"/>
+        <w:rPr>
+          <w:rFonts w:ascii="Baguet Script" w:hAnsi="Baguet Script"/>
+          <w:b/>
+          <w:color w:val="D092A7" w:themeColor="accent4"/>
+          <w:sz w:val="28"/>
+          <w:szCs w:val="28"/>
+          <w:lang w:val="es-ES"/>
+          <w14:textOutline w14:w="0" w14:cap="flat" w14:cmpd="sng" w14:algn="ctr">
+            <w14:noFill/>
+            <w14:prstDash w14:val="solid"/>
+            <w14:round/>
+          </w14:textOutline>
+          <w14:props3d w14:extrusionH="57150" w14:contourW="0" w14:prstMaterial="softEdge">
+            <w14:bevelT w14:w="25400" w14:h="38100" w14:prst="circle"/>
+          </w14:props3d>
+        </w:rPr>
+      </w:pPr>
+    </w:p>
+    <w:p>
+      <w:pPr>
+        <w:ind w:hanging="709"/>
+        <w:rPr>
+          <w:rFonts w:ascii="Baguet Script" w:hAnsi="Baguet Script"/>
+          <w:b/>
+          <w:color w:val="D092A7" w:themeColor="accent4"/>
+          <w:sz w:val="28"/>
+          <w:szCs w:val="28"/>
+          <w:lang w:val="es-ES"/>
+          <w14:textOutline w14:w="0" w14:cap="flat" w14:cmpd="sng" w14:algn="ctr">
+            <w14:noFill/>
+            <w14:prstDash w14:val="solid"/>
+            <w14:round/>
+          </w14:textOutline>
+          <w14:props3d w14:extrusionH="57150" w14:contourW="0" w14:prstMaterial="softEdge">
+            <w14:bevelT w14:w="25400" w14:h="38100" w14:prst="circle"/>
+          </w14:props3d>
+        </w:rPr>
+      </w:pPr>
+      <w:r>
+        <w:rPr>
+          <w:noProof/>
         </w:rPr>
         <w:drawing>
-          <wp:inline distT="0" distB="0" distL="0" distR="0" wp14:anchorId="39B192BD" wp14:editId="5F47CFAE">
-            <wp:extent cx="1198877" cy="1008283"/>
-            <wp:effectExtent l="0" t="0" r="0" b="1905"/>
-            <wp:docPr id="2" name="Imagen 2"/>
+          <wp:inline distT="0" distB="0" distL="0" distR="0" wp14:anchorId="4DA0EACC" wp14:editId="2ED7599E">
+            <wp:extent cx="6562725" cy="6867525"/>
+            <wp:effectExtent l="0" t="0" r="9525" b="9525"/>
+            <wp:docPr id="1" name="Imagen 1"/>
             <wp:cNvGraphicFramePr>
               <a:graphicFrameLocks xmlns:a="http://schemas.openxmlformats.org/drawingml/2006/main" noChangeAspect="1"/>
             </wp:cNvGraphicFramePr>
@@ -897,13 +1285,13 @@
               <a:graphicData uri="http://schemas.openxmlformats.org/drawingml/2006/picture">
                 <pic:pic xmlns:pic="http://schemas.openxmlformats.org/drawingml/2006/picture">
                   <pic:nvPicPr>
-                    <pic:cNvPr id="0" name="Picture 2"/>
+                    <pic:cNvPr id="0" name="Picture 1"/>
                     <pic:cNvPicPr>
                       <a:picLocks noChangeAspect="1" noChangeArrowheads="1"/>
                     </pic:cNvPicPr>
                   </pic:nvPicPr>
                   <pic:blipFill>
-                    <a:blip r:embed="rId4" cstate="print">
+                    <a:blip r:embed="rId5">
                       <a:extLst>
                         <a:ext uri="{28A0092B-C50C-407E-A947-70E740481C1C}">
                           <a14:useLocalDpi xmlns:a14="http://schemas.microsoft.com/office/drawing/2010/main" val="0"/>
@@ -918,7 +1306,7 @@
                   <pic:spPr bwMode="auto">
                     <a:xfrm>
                       <a:off x="0" y="0"/>
-                      <a:ext cx="1212352" cy="1019616"/>
+                      <a:ext cx="6562725" cy="6867525"/>
                     </a:xfrm>
                     <a:prstGeom prst="rect">
                       <a:avLst/>
@@ -935,14 +1323,1556 @@
         </w:drawing>
       </w:r>
     </w:p>
+    <w:p>
+      <w:pPr>
+        <w:ind w:hanging="709"/>
+        <w:rPr>
+          <w:rFonts w:ascii="Baguet Script" w:hAnsi="Baguet Script"/>
+          <w:b/>
+          <w:color w:val="D092A7" w:themeColor="accent4"/>
+          <w:sz w:val="28"/>
+          <w:szCs w:val="28"/>
+          <w:lang w:val="es-ES"/>
+          <w14:textOutline w14:w="0" w14:cap="flat" w14:cmpd="sng" w14:algn="ctr">
+            <w14:noFill/>
+            <w14:prstDash w14:val="solid"/>
+            <w14:round/>
+          </w14:textOutline>
+          <w14:props3d w14:extrusionH="57150" w14:contourW="0" w14:prstMaterial="softEdge">
+            <w14:bevelT w14:w="25400" w14:h="38100" w14:prst="circle"/>
+          </w14:props3d>
+        </w:rPr>
+      </w:pPr>
+    </w:p>
+    <w:p>
+      <w:pPr>
+        <w:ind w:hanging="709"/>
+        <w:rPr>
+          <w:rFonts w:ascii="Baguet Script" w:hAnsi="Baguet Script"/>
+          <w:b/>
+          <w:color w:val="D092A7" w:themeColor="accent4"/>
+          <w:sz w:val="28"/>
+          <w:szCs w:val="28"/>
+          <w:lang w:val="es-ES"/>
+          <w14:textOutline w14:w="0" w14:cap="flat" w14:cmpd="sng" w14:algn="ctr">
+            <w14:noFill/>
+            <w14:prstDash w14:val="solid"/>
+            <w14:round/>
+          </w14:textOutline>
+          <w14:props3d w14:extrusionH="57150" w14:contourW="0" w14:prstMaterial="softEdge">
+            <w14:bevelT w14:w="25400" w14:h="38100" w14:prst="circle"/>
+          </w14:props3d>
+        </w:rPr>
+      </w:pPr>
+    </w:p>
+    <w:p>
+      <w:pPr>
+        <w:pStyle w:val="Prrafodelista"/>
+        <w:numPr>
+          <w:ilvl w:val="0"/>
+          <w:numId w:val="1"/>
+        </w:numPr>
+        <w:rPr>
+          <w:rFonts w:ascii="Baguet Script" w:hAnsi="Baguet Script"/>
+          <w:b/>
+          <w:color w:val="D092A7" w:themeColor="accent4"/>
+          <w:sz w:val="28"/>
+          <w:szCs w:val="28"/>
+          <w:lang w:val="es-ES"/>
+          <w14:textOutline w14:w="0" w14:cap="flat" w14:cmpd="sng" w14:algn="ctr">
+            <w14:noFill/>
+            <w14:prstDash w14:val="solid"/>
+            <w14:round/>
+          </w14:textOutline>
+          <w14:props3d w14:extrusionH="57150" w14:contourW="0" w14:prstMaterial="softEdge">
+            <w14:bevelT w14:w="25400" w14:h="38100" w14:prst="circle"/>
+          </w14:props3d>
+        </w:rPr>
+      </w:pPr>
+      <w:r>
+        <w:rPr>
+          <w:rFonts w:ascii="Baguet Script" w:hAnsi="Baguet Script"/>
+          <w:b/>
+          <w:color w:val="D092A7" w:themeColor="accent4"/>
+          <w:sz w:val="28"/>
+          <w:szCs w:val="28"/>
+          <w:lang w:val="es-ES"/>
+          <w14:textOutline w14:w="0" w14:cap="flat" w14:cmpd="sng" w14:algn="ctr">
+            <w14:noFill/>
+            <w14:prstDash w14:val="solid"/>
+            <w14:round/>
+          </w14:textOutline>
+          <w14:props3d w14:extrusionH="57150" w14:contourW="0" w14:prstMaterial="softEdge">
+            <w14:bevelT w14:w="25400" w14:h="38100" w14:prst="circle"/>
+          </w14:props3d>
+        </w:rPr>
+        <w:lastRenderedPageBreak/>
+        <w:t xml:space="preserve"> </w:t>
+      </w:r>
+      <w:r>
+        <w:rPr>
+          <w:rFonts w:ascii="Baguet Script" w:hAnsi="Baguet Script"/>
+          <w:color w:val="000000" w:themeColor="text1"/>
+          <w:sz w:val="28"/>
+          <w:szCs w:val="28"/>
+          <w:lang w:val="es-ES"/>
+          <w14:shadow w14:blurRad="38100" w14:dist="19050" w14:dir="2700000" w14:sx="100000" w14:sy="100000" w14:kx="0" w14:ky="0" w14:algn="tl">
+            <w14:schemeClr w14:val="dk1">
+              <w14:alpha w14:val="60000"/>
+            </w14:schemeClr>
+          </w14:shadow>
+          <w14:textOutline w14:w="0" w14:cap="flat" w14:cmpd="sng" w14:algn="ctr">
+            <w14:noFill/>
+            <w14:prstDash w14:val="solid"/>
+            <w14:round/>
+          </w14:textOutline>
+        </w:rPr>
+        <w:t xml:space="preserve">Cuartilla </w:t>
+      </w:r>
+    </w:p>
+    <w:p/>
+    <w:p>
+      <w:pPr>
+        <w:rPr>
+          <w:rFonts w:ascii="Baguet Script" w:hAnsi="Baguet Script"/>
+          <w:b/>
+          <w:bCs/>
+          <w:color w:val="D092A7" w:themeColor="accent4"/>
+          <w:sz w:val="48"/>
+          <w:szCs w:val="48"/>
+          <w14:textOutline w14:w="0" w14:cap="flat" w14:cmpd="sng" w14:algn="ctr">
+            <w14:noFill/>
+            <w14:prstDash w14:val="solid"/>
+            <w14:round/>
+          </w14:textOutline>
+          <w14:props3d w14:extrusionH="57150" w14:contourW="0" w14:prstMaterial="softEdge">
+            <w14:bevelT w14:w="25400" w14:h="38100" w14:prst="circle"/>
+          </w14:props3d>
+        </w:rPr>
+      </w:pPr>
+      <w:r>
+        <w:rPr>
+          <w:rFonts w:ascii="Baguet Script" w:hAnsi="Baguet Script"/>
+          <w:b/>
+          <w:bCs/>
+          <w:color w:val="D092A7" w:themeColor="accent4"/>
+          <w:sz w:val="48"/>
+          <w:szCs w:val="48"/>
+          <w14:textOutline w14:w="0" w14:cap="flat" w14:cmpd="sng" w14:algn="ctr">
+            <w14:noFill/>
+            <w14:prstDash w14:val="solid"/>
+            <w14:round/>
+          </w14:textOutline>
+          <w14:props3d w14:extrusionH="57150" w14:contourW="0" w14:prstMaterial="softEdge">
+            <w14:bevelT w14:w="25400" w14:h="38100" w14:prst="circle"/>
+          </w14:props3d>
+        </w:rPr>
+        <w:t>Lo que la lectura me deja para la vida práctica</w:t>
+      </w:r>
+    </w:p>
+    <w:p>
+      <w:pPr>
+        <w:rPr>
+          <w:rFonts w:ascii="Baguet Script" w:hAnsi="Baguet Script"/>
+          <w:b/>
+          <w:bCs/>
+          <w:color w:val="D092A7" w:themeColor="accent4"/>
+          <w:sz w:val="32"/>
+          <w:szCs w:val="32"/>
+          <w14:textOutline w14:w="0" w14:cap="flat" w14:cmpd="sng" w14:algn="ctr">
+            <w14:noFill/>
+            <w14:prstDash w14:val="solid"/>
+            <w14:round/>
+          </w14:textOutline>
+          <w14:props3d w14:extrusionH="57150" w14:contourW="0" w14:prstMaterial="softEdge">
+            <w14:bevelT w14:w="25400" w14:h="38100" w14:prst="circle"/>
+          </w14:props3d>
+        </w:rPr>
+      </w:pPr>
+    </w:p>
+    <w:p>
+      <w:pPr>
+        <w:rPr>
+          <w:rFonts w:ascii="Baguet Script" w:hAnsi="Baguet Script"/>
+          <w:bCs/>
+          <w:sz w:val="36"/>
+          <w:szCs w:val="36"/>
+          <w14:textOutline w14:w="0" w14:cap="flat" w14:cmpd="sng" w14:algn="ctr">
+            <w14:noFill/>
+            <w14:prstDash w14:val="solid"/>
+            <w14:round/>
+          </w14:textOutline>
+          <w14:textFill>
+            <w14:gradFill>
+              <w14:gsLst>
+                <w14:gs w14:pos="21000">
+                  <w14:srgbClr w14:val="53575C"/>
+                </w14:gs>
+                <w14:gs w14:pos="88000">
+                  <w14:srgbClr w14:val="C5C7CA"/>
+                </w14:gs>
+              </w14:gsLst>
+              <w14:lin w14:ang="5400000" w14:scaled="0"/>
+            </w14:gradFill>
+          </w14:textFill>
+        </w:rPr>
+      </w:pPr>
+      <w:r>
+        <w:rPr>
+          <w:rFonts w:ascii="Baguet Script" w:hAnsi="Baguet Script"/>
+          <w:bCs/>
+          <w:sz w:val="36"/>
+          <w:szCs w:val="36"/>
+          <w14:textOutline w14:w="0" w14:cap="flat" w14:cmpd="sng" w14:algn="ctr">
+            <w14:noFill/>
+            <w14:prstDash w14:val="solid"/>
+            <w14:round/>
+          </w14:textOutline>
+          <w14:textFill>
+            <w14:gradFill>
+              <w14:gsLst>
+                <w14:gs w14:pos="21000">
+                  <w14:srgbClr w14:val="53575C"/>
+                </w14:gs>
+                <w14:gs w14:pos="88000">
+                  <w14:srgbClr w14:val="C5C7CA"/>
+                </w14:gs>
+              </w14:gsLst>
+              <w14:lin w14:ang="5400000" w14:scaled="0"/>
+            </w14:gradFill>
+          </w14:textFill>
+        </w:rPr>
+        <w:t>Introducción</w:t>
+      </w:r>
+    </w:p>
+    <w:p>
+      <w:pPr>
+        <w:rPr>
+          <w:rFonts w:ascii="Baguet Script" w:hAnsi="Baguet Script"/>
+          <w:color w:val="000000" w:themeColor="text1"/>
+          <w:sz w:val="28"/>
+          <w:szCs w:val="28"/>
+          <w14:shadow w14:blurRad="38100" w14:dist="19050" w14:dir="2700000" w14:sx="100000" w14:sy="100000" w14:kx="0" w14:ky="0" w14:algn="tl">
+            <w14:schemeClr w14:val="dk1">
+              <w14:alpha w14:val="60000"/>
+            </w14:schemeClr>
+          </w14:shadow>
+          <w14:textOutline w14:w="0" w14:cap="flat" w14:cmpd="sng" w14:algn="ctr">
+            <w14:noFill/>
+            <w14:prstDash w14:val="solid"/>
+            <w14:round/>
+          </w14:textOutline>
+        </w:rPr>
+      </w:pPr>
+      <w:r>
+        <w:rPr>
+          <w:rFonts w:ascii="Baguet Script" w:hAnsi="Baguet Script"/>
+          <w:color w:val="000000" w:themeColor="text1"/>
+          <w:sz w:val="28"/>
+          <w:szCs w:val="28"/>
+          <w14:shadow w14:blurRad="38100" w14:dist="19050" w14:dir="2700000" w14:sx="100000" w14:sy="100000" w14:kx="0" w14:ky="0" w14:algn="tl">
+            <w14:schemeClr w14:val="dk1">
+              <w14:alpha w14:val="60000"/>
+            </w14:schemeClr>
+          </w14:shadow>
+          <w14:textOutline w14:w="0" w14:cap="flat" w14:cmpd="sng" w14:algn="ctr">
+            <w14:noFill/>
+            <w14:prstDash w14:val="solid"/>
+            <w14:round/>
+          </w14:textOutline>
+        </w:rPr>
+        <w:t>La lectura «Ingeniería desde el Sur» me deja como principal enseñanza que la ingeniería no consiste solamente en utilizar fórmulas, programas o máquinas, sino también en comprender las necesidades de las personas y del territorio donde se desarrolla un proyecto. El ingeniero debe escuchar a la comunidad, conocer su realidad y explicar sus decisiones de una manera clara. Esta idea permite entender la ingeniería como una práctica de traducción, en la que las necesidades humanas se convierten en datos, diseños, planos, programas o circuitos.</w:t>
+      </w:r>
+    </w:p>
+    <w:p>
+      <w:pPr>
+        <w:rPr>
+          <w:rFonts w:ascii="Baguet Script" w:hAnsi="Baguet Script"/>
+          <w:color w:val="000000" w:themeColor="text1"/>
+          <w:sz w:val="28"/>
+          <w:szCs w:val="28"/>
+          <w14:shadow w14:blurRad="38100" w14:dist="19050" w14:dir="2700000" w14:sx="100000" w14:sy="100000" w14:kx="0" w14:ky="0" w14:algn="tl">
+            <w14:schemeClr w14:val="dk1">
+              <w14:alpha w14:val="60000"/>
+            </w14:schemeClr>
+          </w14:shadow>
+          <w14:textOutline w14:w="0" w14:cap="flat" w14:cmpd="sng" w14:algn="ctr">
+            <w14:noFill/>
+            <w14:prstDash w14:val="solid"/>
+            <w14:round/>
+          </w14:textOutline>
+        </w:rPr>
+      </w:pPr>
+    </w:p>
+    <w:p>
+      <w:pPr>
+        <w:rPr>
+          <w:rFonts w:ascii="Baguet Script" w:hAnsi="Baguet Script"/>
+          <w:bCs/>
+          <w:sz w:val="36"/>
+          <w:szCs w:val="36"/>
+          <w14:textOutline w14:w="0" w14:cap="flat" w14:cmpd="sng" w14:algn="ctr">
+            <w14:noFill/>
+            <w14:prstDash w14:val="solid"/>
+            <w14:round/>
+          </w14:textOutline>
+          <w14:textFill>
+            <w14:gradFill>
+              <w14:gsLst>
+                <w14:gs w14:pos="21000">
+                  <w14:srgbClr w14:val="53575C"/>
+                </w14:gs>
+                <w14:gs w14:pos="88000">
+                  <w14:srgbClr w14:val="C5C7CA"/>
+                </w14:gs>
+              </w14:gsLst>
+              <w14:lin w14:ang="5400000" w14:scaled="0"/>
+            </w14:gradFill>
+          </w14:textFill>
+        </w:rPr>
+      </w:pPr>
+      <w:r>
+        <w:rPr>
+          <w:rFonts w:ascii="Baguet Script" w:hAnsi="Baguet Script"/>
+          <w:bCs/>
+          <w:sz w:val="36"/>
+          <w:szCs w:val="36"/>
+          <w14:textOutline w14:w="0" w14:cap="flat" w14:cmpd="sng" w14:algn="ctr">
+            <w14:noFill/>
+            <w14:prstDash w14:val="solid"/>
+            <w14:round/>
+          </w14:textOutline>
+          <w14:textFill>
+            <w14:gradFill>
+              <w14:gsLst>
+                <w14:gs w14:pos="21000">
+                  <w14:srgbClr w14:val="53575C"/>
+                </w14:gs>
+                <w14:gs w14:pos="88000">
+                  <w14:srgbClr w14:val="C5C7CA"/>
+                </w14:gs>
+              </w14:gsLst>
+              <w14:lin w14:ang="5400000" w14:scaled="0"/>
+            </w14:gradFill>
+          </w14:textFill>
+        </w:rPr>
+        <w:t>Desarrollo</w:t>
+      </w:r>
+    </w:p>
+    <w:p>
+      <w:pPr>
+        <w:rPr>
+          <w:rFonts w:ascii="Baguet Script" w:hAnsi="Baguet Script"/>
+          <w:color w:val="000000" w:themeColor="text1"/>
+          <w:sz w:val="28"/>
+          <w:szCs w:val="28"/>
+          <w14:shadow w14:blurRad="38100" w14:dist="19050" w14:dir="2700000" w14:sx="100000" w14:sy="100000" w14:kx="0" w14:ky="0" w14:algn="tl">
+            <w14:schemeClr w14:val="dk1">
+              <w14:alpha w14:val="60000"/>
+            </w14:schemeClr>
+          </w14:shadow>
+          <w14:textOutline w14:w="0" w14:cap="flat" w14:cmpd="sng" w14:algn="ctr">
+            <w14:noFill/>
+            <w14:prstDash w14:val="solid"/>
+            <w14:round/>
+          </w14:textOutline>
+        </w:rPr>
+      </w:pPr>
+      <w:r>
+        <w:rPr>
+          <w:rFonts w:ascii="Baguet Script" w:hAnsi="Baguet Script"/>
+          <w:color w:val="000000" w:themeColor="text1"/>
+          <w:sz w:val="28"/>
+          <w:szCs w:val="28"/>
+          <w14:shadow w14:blurRad="38100" w14:dist="19050" w14:dir="2700000" w14:sx="100000" w14:sy="100000" w14:kx="0" w14:ky="0" w14:algn="tl">
+            <w14:schemeClr w14:val="dk1">
+              <w14:alpha w14:val="60000"/>
+            </w14:schemeClr>
+          </w14:shadow>
+          <w14:textOutline w14:w="0" w14:cap="flat" w14:cmpd="sng" w14:algn="ctr">
+            <w14:noFill/>
+            <w14:prstDash w14:val="solid"/>
+            <w14:round/>
+          </w14:textOutline>
+        </w:rPr>
+        <w:t>Esta enseñanza es importante porque todo proyecto de ingeniería se realiza en un lugar y afecta a personas concretas. Por esta razón, no basta con que una solución funcione técnicamente. También se deben considerar aspectos como la seguridad, el ambiente, el acceso, el mantenimiento y las personas que reciben los beneficios o asumen los riesgos.</w:t>
+      </w:r>
+    </w:p>
+    <w:p>
+      <w:pPr>
+        <w:rPr>
+          <w:rFonts w:ascii="Baguet Script" w:hAnsi="Baguet Script"/>
+          <w:color w:val="000000" w:themeColor="text1"/>
+          <w:sz w:val="28"/>
+          <w:szCs w:val="28"/>
+          <w14:shadow w14:blurRad="38100" w14:dist="19050" w14:dir="2700000" w14:sx="100000" w14:sy="100000" w14:kx="0" w14:ky="0" w14:algn="tl">
+            <w14:schemeClr w14:val="dk1">
+              <w14:alpha w14:val="60000"/>
+            </w14:schemeClr>
+          </w14:shadow>
+          <w14:textOutline w14:w="0" w14:cap="flat" w14:cmpd="sng" w14:algn="ctr">
+            <w14:noFill/>
+            <w14:prstDash w14:val="solid"/>
+            <w14:round/>
+          </w14:textOutline>
+        </w:rPr>
+      </w:pPr>
+      <w:r>
+        <w:rPr>
+          <w:rFonts w:ascii="Baguet Script" w:hAnsi="Baguet Script"/>
+          <w:color w:val="000000" w:themeColor="text1"/>
+          <w:sz w:val="28"/>
+          <w:szCs w:val="28"/>
+          <w14:shadow w14:blurRad="38100" w14:dist="19050" w14:dir="2700000" w14:sx="100000" w14:sy="100000" w14:kx="0" w14:ky="0" w14:algn="tl">
+            <w14:schemeClr w14:val="dk1">
+              <w14:alpha w14:val="60000"/>
+            </w14:schemeClr>
+          </w14:shadow>
+          <w14:textOutline w14:w="0" w14:cap="flat" w14:cmpd="sng" w14:algn="ctr">
+            <w14:noFill/>
+            <w14:prstDash w14:val="solid"/>
+            <w14:round/>
+          </w14:textOutline>
+        </w:rPr>
+        <w:t xml:space="preserve">En el caso de la Ingeniería Civil, la lectura presenta el ejemplo de una alcaldía que propone construir una vía para reducir el tiempo de viaje. Aunque los cálculos pueden demostrar que la obra es eficiente, la comunidad puede necesitar pasos seguros, acceso a sus viviendas, protección de una quebrada y espacio para el comercio local. Escuchar estas necesidades </w:t>
+      </w:r>
+      <w:r>
+        <w:rPr>
+          <w:rFonts w:ascii="Baguet Script" w:hAnsi="Baguet Script"/>
+          <w:color w:val="000000" w:themeColor="text1"/>
+          <w:sz w:val="28"/>
+          <w:szCs w:val="28"/>
+          <w14:shadow w14:blurRad="38100" w14:dist="19050" w14:dir="2700000" w14:sx="100000" w14:sy="100000" w14:kx="0" w14:ky="0" w14:algn="tl">
+            <w14:schemeClr w14:val="dk1">
+              <w14:alpha w14:val="60000"/>
+            </w14:schemeClr>
+          </w14:shadow>
+          <w14:textOutline w14:w="0" w14:cap="flat" w14:cmpd="sng" w14:algn="ctr">
+            <w14:noFill/>
+            <w14:prstDash w14:val="solid"/>
+            <w14:round/>
+          </w14:textOutline>
+        </w:rPr>
+        <w:lastRenderedPageBreak/>
+        <w:t>permite convertirlas en decisiones de diseño, como puentes peatonales, drenajes, zonas de acceso, protección ambiental y señales.</w:t>
+      </w:r>
+    </w:p>
+    <w:p>
+      <w:pPr>
+        <w:rPr>
+          <w:rFonts w:ascii="Baguet Script" w:hAnsi="Baguet Script"/>
+          <w:color w:val="000000" w:themeColor="text1"/>
+          <w:sz w:val="28"/>
+          <w:szCs w:val="28"/>
+          <w14:shadow w14:blurRad="38100" w14:dist="19050" w14:dir="2700000" w14:sx="100000" w14:sy="100000" w14:kx="0" w14:ky="0" w14:algn="tl">
+            <w14:schemeClr w14:val="dk1">
+              <w14:alpha w14:val="60000"/>
+            </w14:schemeClr>
+          </w14:shadow>
+          <w14:textOutline w14:w="0" w14:cap="flat" w14:cmpd="sng" w14:algn="ctr">
+            <w14:noFill/>
+            <w14:prstDash w14:val="solid"/>
+            <w14:round/>
+          </w14:textOutline>
+        </w:rPr>
+      </w:pPr>
+      <w:r>
+        <w:rPr>
+          <w:rFonts w:ascii="Baguet Script" w:hAnsi="Baguet Script"/>
+          <w:color w:val="000000" w:themeColor="text1"/>
+          <w:sz w:val="28"/>
+          <w:szCs w:val="28"/>
+          <w14:shadow w14:blurRad="38100" w14:dist="19050" w14:dir="2700000" w14:sx="100000" w14:sy="100000" w14:kx="0" w14:ky="0" w14:algn="tl">
+            <w14:schemeClr w14:val="dk1">
+              <w14:alpha w14:val="60000"/>
+            </w14:schemeClr>
+          </w14:shadow>
+          <w14:textOutline w14:w="0" w14:cap="flat" w14:cmpd="sng" w14:algn="ctr">
+            <w14:noFill/>
+            <w14:prstDash w14:val="solid"/>
+            <w14:round/>
+          </w14:textOutline>
+        </w:rPr>
+        <w:t>La lectura también enseña que el territorio produce conocimiento. Las comunidades pueden conocer aspectos de su entorno gracias a su experiencia, por lo que sus conocimientos no deben ser ignorados. La comunidad debe participar en la definición del problema, en la revisión de las opciones y en la evaluación de los resultados.</w:t>
+      </w:r>
+    </w:p>
+    <w:p>
+      <w:pPr>
+        <w:rPr>
+          <w:rFonts w:ascii="Baguet Script" w:hAnsi="Baguet Script"/>
+          <w:color w:val="000000" w:themeColor="text1"/>
+          <w:sz w:val="28"/>
+          <w:szCs w:val="28"/>
+          <w14:shadow w14:blurRad="38100" w14:dist="19050" w14:dir="2700000" w14:sx="100000" w14:sy="100000" w14:kx="0" w14:ky="0" w14:algn="tl">
+            <w14:schemeClr w14:val="dk1">
+              <w14:alpha w14:val="60000"/>
+            </w14:schemeClr>
+          </w14:shadow>
+          <w14:textOutline w14:w="0" w14:cap="flat" w14:cmpd="sng" w14:algn="ctr">
+            <w14:noFill/>
+            <w14:prstDash w14:val="solid"/>
+            <w14:round/>
+          </w14:textOutline>
+        </w:rPr>
+      </w:pPr>
+    </w:p>
+    <w:p>
+      <w:pPr>
+        <w:rPr>
+          <w:rFonts w:ascii="Baguet Script" w:hAnsi="Baguet Script"/>
+          <w:bCs/>
+          <w:sz w:val="36"/>
+          <w:szCs w:val="36"/>
+          <w14:textOutline w14:w="0" w14:cap="flat" w14:cmpd="sng" w14:algn="ctr">
+            <w14:noFill/>
+            <w14:prstDash w14:val="solid"/>
+            <w14:round/>
+          </w14:textOutline>
+          <w14:textFill>
+            <w14:gradFill>
+              <w14:gsLst>
+                <w14:gs w14:pos="21000">
+                  <w14:srgbClr w14:val="53575C"/>
+                </w14:gs>
+                <w14:gs w14:pos="88000">
+                  <w14:srgbClr w14:val="C5C7CA"/>
+                </w14:gs>
+              </w14:gsLst>
+              <w14:lin w14:ang="5400000" w14:scaled="0"/>
+            </w14:gradFill>
+          </w14:textFill>
+        </w:rPr>
+      </w:pPr>
+      <w:r>
+        <w:rPr>
+          <w:rFonts w:ascii="Baguet Script" w:hAnsi="Baguet Script"/>
+          <w:bCs/>
+          <w:sz w:val="36"/>
+          <w:szCs w:val="36"/>
+          <w14:textOutline w14:w="0" w14:cap="flat" w14:cmpd="sng" w14:algn="ctr">
+            <w14:noFill/>
+            <w14:prstDash w14:val="solid"/>
+            <w14:round/>
+          </w14:textOutline>
+          <w14:textFill>
+            <w14:gradFill>
+              <w14:gsLst>
+                <w14:gs w14:pos="21000">
+                  <w14:srgbClr w14:val="53575C"/>
+                </w14:gs>
+                <w14:gs w14:pos="88000">
+                  <w14:srgbClr w14:val="C5C7CA"/>
+                </w14:gs>
+              </w14:gsLst>
+              <w14:lin w14:ang="5400000" w14:scaled="0"/>
+            </w14:gradFill>
+          </w14:textFill>
+        </w:rPr>
+        <w:t>Conclusión</w:t>
+      </w:r>
+    </w:p>
+    <w:p>
+      <w:pPr>
+        <w:rPr>
+          <w:rFonts w:ascii="Baguet Script" w:hAnsi="Baguet Script"/>
+          <w:color w:val="000000" w:themeColor="text1"/>
+          <w:sz w:val="28"/>
+          <w:szCs w:val="28"/>
+          <w14:shadow w14:blurRad="38100" w14:dist="19050" w14:dir="2700000" w14:sx="100000" w14:sy="100000" w14:kx="0" w14:ky="0" w14:algn="tl">
+            <w14:schemeClr w14:val="dk1">
+              <w14:alpha w14:val="60000"/>
+            </w14:schemeClr>
+          </w14:shadow>
+          <w14:textOutline w14:w="0" w14:cap="flat" w14:cmpd="sng" w14:algn="ctr">
+            <w14:noFill/>
+            <w14:prstDash w14:val="solid"/>
+            <w14:round/>
+          </w14:textOutline>
+        </w:rPr>
+      </w:pPr>
+      <w:r>
+        <w:rPr>
+          <w:rFonts w:ascii="Baguet Script" w:hAnsi="Baguet Script"/>
+          <w:color w:val="000000" w:themeColor="text1"/>
+          <w:sz w:val="28"/>
+          <w:szCs w:val="28"/>
+          <w14:shadow w14:blurRad="38100" w14:dist="19050" w14:dir="2700000" w14:sx="100000" w14:sy="100000" w14:kx="0" w14:ky="0" w14:algn="tl">
+            <w14:schemeClr w14:val="dk1">
+              <w14:alpha w14:val="60000"/>
+            </w14:schemeClr>
+          </w14:shadow>
+          <w14:textOutline w14:w="0" w14:cap="flat" w14:cmpd="sng" w14:algn="ctr">
+            <w14:noFill/>
+            <w14:prstDash w14:val="solid"/>
+            <w14:round/>
+          </w14:textOutline>
+        </w:rPr>
+        <w:t>Como compromiso, considero importante escuchar antes de proponer y explicar las decisiones con claridad. También debo tener presente que una buena solución no solo debe funcionar, sino que debe poder ser comprendida, revisada y mejorada por las personas que la utilizarán. De esta manera, la formación profesional puede unir el conocimiento técnico con el respeto por el territorio y la responsabilidad por las consecuencias de las decisiones de ingeniería.</w:t>
+      </w:r>
+    </w:p>
+    <w:p>
+      <w:pPr>
+        <w:rPr>
+          <w:sz w:val="28"/>
+          <w:szCs w:val="28"/>
+        </w:rPr>
+      </w:pPr>
+    </w:p>
+    <w:p>
+      <w:pPr>
+        <w:rPr>
+          <w:sz w:val="28"/>
+          <w:szCs w:val="28"/>
+        </w:rPr>
+      </w:pPr>
+    </w:p>
+    <w:p>
+      <w:pPr>
+        <w:rPr>
+          <w:sz w:val="28"/>
+          <w:szCs w:val="28"/>
+        </w:rPr>
+      </w:pPr>
+    </w:p>
+    <w:p>
+      <w:pPr>
+        <w:rPr>
+          <w:sz w:val="28"/>
+          <w:szCs w:val="28"/>
+        </w:rPr>
+      </w:pPr>
+    </w:p>
+    <w:p>
+      <w:pPr>
+        <w:rPr>
+          <w:sz w:val="28"/>
+          <w:szCs w:val="28"/>
+        </w:rPr>
+      </w:pPr>
+    </w:p>
+    <w:p>
+      <w:pPr>
+        <w:rPr>
+          <w:sz w:val="28"/>
+          <w:szCs w:val="28"/>
+        </w:rPr>
+      </w:pPr>
+    </w:p>
+    <w:p>
+      <w:pPr>
+        <w:rPr>
+          <w:sz w:val="28"/>
+          <w:szCs w:val="28"/>
+        </w:rPr>
+      </w:pPr>
+    </w:p>
+    <w:p>
+      <w:pPr>
+        <w:rPr>
+          <w:sz w:val="28"/>
+          <w:szCs w:val="28"/>
+        </w:rPr>
+      </w:pPr>
+    </w:p>
+    <w:p>
+      <w:pPr>
+        <w:rPr>
+          <w:sz w:val="28"/>
+          <w:szCs w:val="28"/>
+        </w:rPr>
+      </w:pPr>
+    </w:p>
+    <w:p>
+      <w:pPr>
+        <w:rPr>
+          <w:rFonts w:ascii="Baguet Script" w:hAnsi="Baguet Script"/>
+          <w:b/>
+          <w:bCs/>
+          <w:sz w:val="96"/>
+          <w:szCs w:val="96"/>
+          <w14:textOutline w14:w="12700" w14:cap="flat" w14:cmpd="sng" w14:algn="ctr">
+            <w14:solidFill>
+              <w14:schemeClr w14:val="accent4"/>
+            </w14:solidFill>
+            <w14:prstDash w14:val="solid"/>
+            <w14:round/>
+          </w14:textOutline>
+          <w14:textFill>
+            <w14:gradFill>
+              <w14:gsLst>
+                <w14:gs w14:pos="0">
+                  <w14:schemeClr w14:val="accent4"/>
+                </w14:gs>
+                <w14:gs w14:pos="4000">
+                  <w14:schemeClr w14:val="accent4">
+                    <w14:lumMod w14:val="60000"/>
+                    <w14:lumOff w14:val="40000"/>
+                  </w14:schemeClr>
+                </w14:gs>
+                <w14:gs w14:pos="87000">
+                  <w14:schemeClr w14:val="accent4">
+                    <w14:lumMod w14:val="20000"/>
+                    <w14:lumOff w14:val="80000"/>
+                  </w14:schemeClr>
+                </w14:gs>
+              </w14:gsLst>
+              <w14:lin w14:ang="5400000" w14:scaled="0"/>
+            </w14:gradFill>
+          </w14:textFill>
+        </w:rPr>
+      </w:pPr>
+      <w:r>
+        <w:rPr>
+          <w:rFonts w:ascii="Baguet Script" w:hAnsi="Baguet Script"/>
+          <w:b/>
+          <w:bCs/>
+          <w:sz w:val="96"/>
+          <w:szCs w:val="96"/>
+          <w14:textOutline w14:w="12700" w14:cap="flat" w14:cmpd="sng" w14:algn="ctr">
+            <w14:solidFill>
+              <w14:schemeClr w14:val="accent4"/>
+            </w14:solidFill>
+            <w14:prstDash w14:val="solid"/>
+            <w14:round/>
+          </w14:textOutline>
+          <w14:textFill>
+            <w14:gradFill>
+              <w14:gsLst>
+                <w14:gs w14:pos="0">
+                  <w14:schemeClr w14:val="accent4"/>
+                </w14:gs>
+                <w14:gs w14:pos="4000">
+                  <w14:schemeClr w14:val="accent4">
+                    <w14:lumMod w14:val="60000"/>
+                    <w14:lumOff w14:val="40000"/>
+                  </w14:schemeClr>
+                </w14:gs>
+                <w14:gs w14:pos="87000">
+                  <w14:schemeClr w14:val="accent4">
+                    <w14:lumMod w14:val="20000"/>
+                    <w14:lumOff w14:val="80000"/>
+                  </w14:schemeClr>
+                </w14:gs>
+              </w14:gsLst>
+              <w14:lin w14:ang="5400000" w14:scaled="0"/>
+            </w14:gradFill>
+          </w14:textFill>
+        </w:rPr>
+        <w:lastRenderedPageBreak/>
+        <w:t>Glosario</w:t>
+      </w:r>
+    </w:p>
+    <w:p>
+      <w:pPr>
+        <w:numPr>
+          <w:ilvl w:val="0"/>
+          <w:numId w:val="3"/>
+        </w:numPr>
+        <w:rPr>
+          <w:rFonts w:ascii="Baguet Script" w:hAnsi="Baguet Script"/>
+          <w:sz w:val="28"/>
+          <w:szCs w:val="28"/>
+        </w:rPr>
+      </w:pPr>
+      <w:r>
+        <w:rPr>
+          <w:rFonts w:ascii="Baguet Script" w:hAnsi="Baguet Script"/>
+          <w:b/>
+          <w:bCs/>
+          <w:sz w:val="28"/>
+          <w:szCs w:val="28"/>
+        </w:rPr>
+        <w:t>Ingeniería:</w:t>
+      </w:r>
+      <w:r>
+        <w:rPr>
+          <w:rFonts w:ascii="Baguet Script" w:hAnsi="Baguet Script"/>
+          <w:sz w:val="28"/>
+          <w:szCs w:val="28"/>
+        </w:rPr>
+        <w:t xml:space="preserve"> disciplina que utiliza conocimientos científicos y técnicos para resolver problemas y necesidades. </w:t>
+      </w:r>
+    </w:p>
+    <w:p>
+      <w:pPr>
+        <w:numPr>
+          <w:ilvl w:val="0"/>
+          <w:numId w:val="3"/>
+        </w:numPr>
+        <w:rPr>
+          <w:rFonts w:ascii="Baguet Script" w:hAnsi="Baguet Script"/>
+          <w:sz w:val="28"/>
+          <w:szCs w:val="28"/>
+        </w:rPr>
+      </w:pPr>
+      <w:r>
+        <w:rPr>
+          <w:rFonts w:ascii="Baguet Script" w:hAnsi="Baguet Script"/>
+          <w:b/>
+          <w:bCs/>
+          <w:sz w:val="28"/>
+          <w:szCs w:val="28"/>
+        </w:rPr>
+        <w:t>Sur:</w:t>
+      </w:r>
+      <w:r>
+        <w:rPr>
+          <w:rFonts w:ascii="Baguet Script" w:hAnsi="Baguet Script"/>
+          <w:sz w:val="28"/>
+          <w:szCs w:val="28"/>
+        </w:rPr>
+        <w:t xml:space="preserve"> representa las historias, culturas y conocimientos de comunidades que muchas veces no han sido escuchadas. </w:t>
+      </w:r>
+    </w:p>
+    <w:p>
+      <w:pPr>
+        <w:numPr>
+          <w:ilvl w:val="0"/>
+          <w:numId w:val="3"/>
+        </w:numPr>
+        <w:rPr>
+          <w:rFonts w:ascii="Baguet Script" w:hAnsi="Baguet Script"/>
+          <w:sz w:val="28"/>
+          <w:szCs w:val="28"/>
+        </w:rPr>
+      </w:pPr>
+      <w:r>
+        <w:rPr>
+          <w:rFonts w:ascii="Baguet Script" w:hAnsi="Baguet Script"/>
+          <w:b/>
+          <w:bCs/>
+          <w:sz w:val="28"/>
+          <w:szCs w:val="28"/>
+        </w:rPr>
+        <w:t>Traducción ética:</w:t>
+      </w:r>
+      <w:r>
+        <w:rPr>
+          <w:rFonts w:ascii="Baguet Script" w:hAnsi="Baguet Script"/>
+          <w:sz w:val="28"/>
+          <w:szCs w:val="28"/>
+        </w:rPr>
+        <w:t xml:space="preserve"> proceso de convertir una necesidad humana en una solución técnica sin ignorar a las personas. </w:t>
+      </w:r>
+    </w:p>
+    <w:p>
+      <w:pPr>
+        <w:numPr>
+          <w:ilvl w:val="0"/>
+          <w:numId w:val="3"/>
+        </w:numPr>
+        <w:rPr>
+          <w:rFonts w:ascii="Baguet Script" w:hAnsi="Baguet Script"/>
+          <w:sz w:val="28"/>
+          <w:szCs w:val="28"/>
+        </w:rPr>
+      </w:pPr>
+      <w:r>
+        <w:rPr>
+          <w:rFonts w:ascii="Baguet Script" w:hAnsi="Baguet Script"/>
+          <w:b/>
+          <w:bCs/>
+          <w:sz w:val="28"/>
+          <w:szCs w:val="28"/>
+        </w:rPr>
+        <w:t>Algoritmo:</w:t>
+      </w:r>
+      <w:r>
+        <w:rPr>
+          <w:rFonts w:ascii="Baguet Script" w:hAnsi="Baguet Script"/>
+          <w:sz w:val="28"/>
+          <w:szCs w:val="28"/>
+        </w:rPr>
+        <w:t xml:space="preserve"> serie ordenada de pasos para resolver un problema o realizar una tarea. </w:t>
+      </w:r>
+    </w:p>
+    <w:p>
+      <w:pPr>
+        <w:numPr>
+          <w:ilvl w:val="0"/>
+          <w:numId w:val="3"/>
+        </w:numPr>
+        <w:rPr>
+          <w:rFonts w:ascii="Baguet Script" w:hAnsi="Baguet Script"/>
+          <w:sz w:val="28"/>
+          <w:szCs w:val="28"/>
+        </w:rPr>
+      </w:pPr>
+      <w:r>
+        <w:rPr>
+          <w:rFonts w:ascii="Baguet Script" w:hAnsi="Baguet Script"/>
+          <w:b/>
+          <w:bCs/>
+          <w:sz w:val="28"/>
+          <w:szCs w:val="28"/>
+        </w:rPr>
+        <w:t>Territorio:</w:t>
+      </w:r>
+      <w:r>
+        <w:rPr>
+          <w:rFonts w:ascii="Baguet Script" w:hAnsi="Baguet Script"/>
+          <w:sz w:val="28"/>
+          <w:szCs w:val="28"/>
+        </w:rPr>
+        <w:t xml:space="preserve"> espacio donde las personas viven, desarrollan actividades y construyen conocimientos. </w:t>
+      </w:r>
+    </w:p>
+    <w:p>
+      <w:pPr>
+        <w:numPr>
+          <w:ilvl w:val="0"/>
+          <w:numId w:val="3"/>
+        </w:numPr>
+        <w:rPr>
+          <w:rFonts w:ascii="Baguet Script" w:hAnsi="Baguet Script"/>
+          <w:sz w:val="28"/>
+          <w:szCs w:val="28"/>
+        </w:rPr>
+      </w:pPr>
+      <w:r>
+        <w:rPr>
+          <w:rFonts w:ascii="Baguet Script" w:hAnsi="Baguet Script"/>
+          <w:b/>
+          <w:bCs/>
+          <w:sz w:val="28"/>
+          <w:szCs w:val="28"/>
+        </w:rPr>
+        <w:t>Comunidad:</w:t>
+      </w:r>
+      <w:r>
+        <w:rPr>
+          <w:rFonts w:ascii="Baguet Script" w:hAnsi="Baguet Script"/>
+          <w:sz w:val="28"/>
+          <w:szCs w:val="28"/>
+        </w:rPr>
+        <w:t xml:space="preserve"> grupo de personas que comparten un territorio, necesidades y experiencias. </w:t>
+      </w:r>
+    </w:p>
+    <w:p>
+      <w:pPr>
+        <w:numPr>
+          <w:ilvl w:val="0"/>
+          <w:numId w:val="3"/>
+        </w:numPr>
+        <w:rPr>
+          <w:rFonts w:ascii="Baguet Script" w:hAnsi="Baguet Script"/>
+          <w:sz w:val="28"/>
+          <w:szCs w:val="28"/>
+        </w:rPr>
+      </w:pPr>
+      <w:r>
+        <w:rPr>
+          <w:rFonts w:ascii="Baguet Script" w:hAnsi="Baguet Script"/>
+          <w:b/>
+          <w:bCs/>
+          <w:sz w:val="28"/>
+          <w:szCs w:val="28"/>
+        </w:rPr>
+        <w:t>Conocimiento:</w:t>
+      </w:r>
+      <w:r>
+        <w:rPr>
+          <w:rFonts w:ascii="Baguet Script" w:hAnsi="Baguet Script"/>
+          <w:sz w:val="28"/>
+          <w:szCs w:val="28"/>
+        </w:rPr>
+        <w:t xml:space="preserve"> información y experiencias que permiten comprender una situación o resolver un problema. </w:t>
+      </w:r>
+    </w:p>
+    <w:p>
+      <w:pPr>
+        <w:numPr>
+          <w:ilvl w:val="0"/>
+          <w:numId w:val="3"/>
+        </w:numPr>
+        <w:rPr>
+          <w:rFonts w:ascii="Baguet Script" w:hAnsi="Baguet Script"/>
+          <w:sz w:val="28"/>
+          <w:szCs w:val="28"/>
+        </w:rPr>
+      </w:pPr>
+      <w:r>
+        <w:rPr>
+          <w:rFonts w:ascii="Baguet Script" w:hAnsi="Baguet Script"/>
+          <w:b/>
+          <w:bCs/>
+          <w:sz w:val="28"/>
+          <w:szCs w:val="28"/>
+        </w:rPr>
+        <w:t>Saberes locales:</w:t>
+      </w:r>
+      <w:r>
+        <w:rPr>
+          <w:rFonts w:ascii="Baguet Script" w:hAnsi="Baguet Script"/>
+          <w:sz w:val="28"/>
+          <w:szCs w:val="28"/>
+        </w:rPr>
+        <w:t xml:space="preserve"> conocimientos construidos por las comunidades a partir de su experiencia con el territorio. </w:t>
+      </w:r>
+    </w:p>
+    <w:p>
+      <w:pPr>
+        <w:numPr>
+          <w:ilvl w:val="0"/>
+          <w:numId w:val="3"/>
+        </w:numPr>
+        <w:rPr>
+          <w:rFonts w:ascii="Baguet Script" w:hAnsi="Baguet Script"/>
+          <w:sz w:val="28"/>
+          <w:szCs w:val="28"/>
+        </w:rPr>
+      </w:pPr>
+      <w:r>
+        <w:rPr>
+          <w:rFonts w:ascii="Baguet Script" w:hAnsi="Baguet Script"/>
+          <w:b/>
+          <w:bCs/>
+          <w:sz w:val="28"/>
+          <w:szCs w:val="28"/>
+        </w:rPr>
+        <w:t>Injusticia cognitiva:</w:t>
+      </w:r>
+      <w:r>
+        <w:rPr>
+          <w:rFonts w:ascii="Baguet Script" w:hAnsi="Baguet Script"/>
+          <w:sz w:val="28"/>
+          <w:szCs w:val="28"/>
+        </w:rPr>
+        <w:t xml:space="preserve"> situación en la que algunos conocimientos son considerados inferiores o son ignorados. </w:t>
+      </w:r>
+    </w:p>
+    <w:p>
+      <w:pPr>
+        <w:numPr>
+          <w:ilvl w:val="0"/>
+          <w:numId w:val="3"/>
+        </w:numPr>
+        <w:rPr>
+          <w:rFonts w:ascii="Baguet Script" w:hAnsi="Baguet Script"/>
+          <w:sz w:val="28"/>
+          <w:szCs w:val="28"/>
+        </w:rPr>
+      </w:pPr>
+      <w:r>
+        <w:rPr>
+          <w:rFonts w:ascii="Baguet Script" w:hAnsi="Baguet Script"/>
+          <w:b/>
+          <w:bCs/>
+          <w:sz w:val="28"/>
+          <w:szCs w:val="28"/>
+        </w:rPr>
+        <w:t>Tecnología:</w:t>
+      </w:r>
+      <w:r>
+        <w:rPr>
+          <w:rFonts w:ascii="Baguet Script" w:hAnsi="Baguet Script"/>
+          <w:sz w:val="28"/>
+          <w:szCs w:val="28"/>
+        </w:rPr>
+        <w:t xml:space="preserve"> conjunto de herramientas y sistemas utilizados para solucionar problemas o realizar actividades. </w:t>
+      </w:r>
+    </w:p>
+    <w:p>
+      <w:pPr>
+        <w:numPr>
+          <w:ilvl w:val="0"/>
+          <w:numId w:val="3"/>
+        </w:numPr>
+        <w:rPr>
+          <w:rFonts w:ascii="Baguet Script" w:hAnsi="Baguet Script"/>
+          <w:sz w:val="28"/>
+          <w:szCs w:val="28"/>
+        </w:rPr>
+      </w:pPr>
+      <w:r>
+        <w:rPr>
+          <w:rFonts w:ascii="Baguet Script" w:hAnsi="Baguet Script"/>
+          <w:b/>
+          <w:bCs/>
+          <w:sz w:val="28"/>
+          <w:szCs w:val="28"/>
+        </w:rPr>
+        <w:t>Responsabilidad:</w:t>
+      </w:r>
+      <w:r>
+        <w:rPr>
+          <w:rFonts w:ascii="Baguet Script" w:hAnsi="Baguet Script"/>
+          <w:sz w:val="28"/>
+          <w:szCs w:val="28"/>
+        </w:rPr>
+        <w:t xml:space="preserve"> compromiso de asumir las consecuencias de las decisiones y acciones realizadas. </w:t>
+      </w:r>
+    </w:p>
+    <w:p>
+      <w:pPr>
+        <w:numPr>
+          <w:ilvl w:val="0"/>
+          <w:numId w:val="3"/>
+        </w:numPr>
+        <w:rPr>
+          <w:rFonts w:ascii="Baguet Script" w:hAnsi="Baguet Script"/>
+          <w:sz w:val="28"/>
+          <w:szCs w:val="28"/>
+        </w:rPr>
+      </w:pPr>
+      <w:r>
+        <w:rPr>
+          <w:rFonts w:ascii="Baguet Script" w:hAnsi="Baguet Script"/>
+          <w:b/>
+          <w:bCs/>
+          <w:sz w:val="28"/>
+          <w:szCs w:val="28"/>
+        </w:rPr>
+        <w:t>Ética:</w:t>
+      </w:r>
+      <w:r>
+        <w:rPr>
+          <w:rFonts w:ascii="Baguet Script" w:hAnsi="Baguet Script"/>
+          <w:sz w:val="28"/>
+          <w:szCs w:val="28"/>
+        </w:rPr>
+        <w:t xml:space="preserve"> principios que orientan las acciones para actuar de manera responsable y respetuosa. </w:t>
+      </w:r>
+    </w:p>
+    <w:p>
+      <w:pPr>
+        <w:numPr>
+          <w:ilvl w:val="0"/>
+          <w:numId w:val="3"/>
+        </w:numPr>
+        <w:rPr>
+          <w:rFonts w:ascii="Baguet Script" w:hAnsi="Baguet Script"/>
+          <w:sz w:val="28"/>
+          <w:szCs w:val="28"/>
+        </w:rPr>
+      </w:pPr>
+      <w:r>
+        <w:rPr>
+          <w:rFonts w:ascii="Baguet Script" w:hAnsi="Baguet Script"/>
+          <w:b/>
+          <w:bCs/>
+          <w:sz w:val="28"/>
+          <w:szCs w:val="28"/>
+        </w:rPr>
+        <w:t>Participación:</w:t>
+      </w:r>
+      <w:r>
+        <w:rPr>
+          <w:rFonts w:ascii="Baguet Script" w:hAnsi="Baguet Script"/>
+          <w:sz w:val="28"/>
+          <w:szCs w:val="28"/>
+        </w:rPr>
+        <w:t xml:space="preserve"> intervención de las personas en la definición de problemas, decisiones y soluciones. </w:t>
+      </w:r>
+    </w:p>
+    <w:p>
+      <w:pPr>
+        <w:numPr>
+          <w:ilvl w:val="0"/>
+          <w:numId w:val="3"/>
+        </w:numPr>
+        <w:rPr>
+          <w:rFonts w:ascii="Baguet Script" w:hAnsi="Baguet Script"/>
+          <w:sz w:val="28"/>
+          <w:szCs w:val="28"/>
+        </w:rPr>
+      </w:pPr>
+      <w:r>
+        <w:rPr>
+          <w:rFonts w:ascii="Baguet Script" w:hAnsi="Baguet Script"/>
+          <w:b/>
+          <w:bCs/>
+          <w:sz w:val="28"/>
+          <w:szCs w:val="28"/>
+        </w:rPr>
+        <w:lastRenderedPageBreak/>
+        <w:t>Riesgo:</w:t>
+      </w:r>
+      <w:r>
+        <w:rPr>
+          <w:rFonts w:ascii="Baguet Script" w:hAnsi="Baguet Script"/>
+          <w:sz w:val="28"/>
+          <w:szCs w:val="28"/>
+        </w:rPr>
+        <w:t xml:space="preserve"> posibilidad de que una solución o proyecto produzca algún daño o consecuencia negativa. </w:t>
+      </w:r>
+    </w:p>
+    <w:p>
+      <w:pPr>
+        <w:numPr>
+          <w:ilvl w:val="0"/>
+          <w:numId w:val="3"/>
+        </w:numPr>
+        <w:rPr>
+          <w:rFonts w:ascii="Baguet Script" w:hAnsi="Baguet Script"/>
+          <w:sz w:val="28"/>
+          <w:szCs w:val="28"/>
+        </w:rPr>
+      </w:pPr>
+      <w:r>
+        <w:rPr>
+          <w:rFonts w:ascii="Baguet Script" w:hAnsi="Baguet Script"/>
+          <w:b/>
+          <w:bCs/>
+          <w:sz w:val="28"/>
+          <w:szCs w:val="28"/>
+        </w:rPr>
+        <w:t>Diálogo:</w:t>
+      </w:r>
+      <w:r>
+        <w:rPr>
+          <w:rFonts w:ascii="Baguet Script" w:hAnsi="Baguet Script"/>
+          <w:sz w:val="28"/>
+          <w:szCs w:val="28"/>
+        </w:rPr>
+        <w:t xml:space="preserve"> intercambio de ideas y conocimientos entre diferentes personas para comprender y solucionar problemas.</w:t>
+      </w:r>
+    </w:p>
+    <w:p>
+      <w:pPr>
+        <w:rPr>
+          <w:sz w:val="28"/>
+          <w:szCs w:val="28"/>
+        </w:rPr>
+      </w:pPr>
+    </w:p>
     <w:sectPr>
-      <w:pgSz w:w="12240" w:h="7920" w:orient="landscape" w:code="6"/>
-      <w:pgMar w:top="1361" w:right="1361" w:bottom="1361" w:left="1361" w:header="708" w:footer="708" w:gutter="0"/>
+      <w:pgSz w:w="12240" w:h="15840"/>
+      <w:pgMar w:top="1417" w:right="1701" w:bottom="1417" w:left="1701" w:header="708" w:footer="708" w:gutter="0"/>
       <w:cols w:space="708"/>
       <w:docGrid w:linePitch="360"/>
     </w:sectPr>
   </w:body>
 </w:document>
+</file>
+
+<file path=word/numbering.xml><?xml version="1.0" encoding="utf-8"?>
+<w:numbering xmlns:wpc="http://schemas.microsoft.com/office/word/2010/wordprocessingCanvas" xmlns:cx="http://schemas.microsoft.com/office/drawing/2014/chartex" xmlns:cx1="http://schemas.microsoft.com/office/drawing/2015/9/8/chartex" xmlns:cx2="http://schemas.microsoft.com/office/drawing/2015/10/21/chartex" xmlns:cx3="http://schemas.microsoft.com/office/drawing/2016/5/9/chartex" xmlns:cx4="http://schemas.microsoft.com/office/drawing/2016/5/10/chartex" xmlns:cx5="http://schemas.microsoft.com/office/drawing/2016/5/11/chartex" xmlns:cx6="http://schemas.microsoft.com/office/drawing/2016/5/12/chartex" xmlns:cx7="http://schemas.microsoft.com/office/drawing/2016/5/13/chartex" xmlns:cx8="http://schemas.microsoft.com/office/drawing/2016/5/14/chartex" xmlns:mc="http://schemas.openxmlformats.org/markup-compatibility/2006" xmlns:aink="http://schemas.microsoft.com/office/drawing/2016/ink" xmlns:am3d="http://schemas.microsoft.com/office/drawing/2017/model3d" xmlns:o="urn:schemas-microsoft-com:office:office" xmlns:oel="http://schemas.microsoft.com/office/2019/extlst" xmlns:r="http://schemas.openxmlformats.org/officeDocument/2006/relationships" xmlns:m="http://schemas.openxmlformats.org/officeDocument/2006/math" xmlns:v="urn:schemas-microsoft-com:vml" xmlns:wp14="http://schemas.microsoft.com/office/word/2010/wordprocessingDrawing" xmlns:wp="http://schemas.openxmlformats.org/drawingml/2006/wordprocessingDrawing" xmlns:w10="urn:schemas-microsoft-com:office:word" xmlns:w="http://schemas.openxmlformats.org/wordprocessingml/2006/main" xmlns:w14="http://schemas.microsoft.com/office/word/2010/wordml" xmlns:w15="http://schemas.microsoft.com/office/word/2012/wordml" xmlns:w16cex="http://schemas.microsoft.com/office/word/2018/wordml/cex" xmlns:w16cid="http://schemas.microsoft.com/office/word/2016/wordml/cid" xmlns:w16="http://schemas.microsoft.com/office/word/2018/wordml" xmlns:w16sdtdh="http://schemas.microsoft.com/office/word/2020/wordml/sdtdatahash" xmlns:w16se="http://schemas.microsoft.com/office/word/2015/wordml/symex" xmlns:wpg="http://schemas.microsoft.com/office/word/2010/wordprocessingGroup" xmlns:wpi="http://schemas.microsoft.com/office/word/2010/wordprocessingInk" xmlns:wne="http://schemas.microsoft.com/office/word/2006/wordml" xmlns:wps="http://schemas.microsoft.com/office/word/2010/wordprocessingShape" mc:Ignorable="w14 w15 w16se w16cid w16 w16cex w16sdtdh wp14">
+  <w:abstractNum w:abstractNumId="0" w15:restartNumberingAfterBreak="0">
+    <w:nsid w:val="17E32218"/>
+    <w:multiLevelType w:val="multilevel"/>
+    <w:tmpl w:val="591615E8"/>
+    <w:lvl w:ilvl="0">
+      <w:start w:val="1"/>
+      <w:numFmt w:val="decimal"/>
+      <w:lvlText w:val="%1."/>
+      <w:lvlJc w:val="left"/>
+      <w:pPr>
+        <w:tabs>
+          <w:tab w:val="num" w:pos="720"/>
+        </w:tabs>
+        <w:ind w:left="720" w:hanging="360"/>
+      </w:pPr>
+    </w:lvl>
+    <w:lvl w:ilvl="1" w:tentative="1">
+      <w:start w:val="1"/>
+      <w:numFmt w:val="decimal"/>
+      <w:lvlText w:val="%2."/>
+      <w:lvlJc w:val="left"/>
+      <w:pPr>
+        <w:tabs>
+          <w:tab w:val="num" w:pos="1440"/>
+        </w:tabs>
+        <w:ind w:left="1440" w:hanging="360"/>
+      </w:pPr>
+    </w:lvl>
+    <w:lvl w:ilvl="2" w:tentative="1">
+      <w:start w:val="1"/>
+      <w:numFmt w:val="decimal"/>
+      <w:lvlText w:val="%3."/>
+      <w:lvlJc w:val="left"/>
+      <w:pPr>
+        <w:tabs>
+          <w:tab w:val="num" w:pos="2160"/>
+        </w:tabs>
+        <w:ind w:left="2160" w:hanging="360"/>
+      </w:pPr>
+    </w:lvl>
+    <w:lvl w:ilvl="3" w:tentative="1">
+      <w:start w:val="1"/>
+      <w:numFmt w:val="decimal"/>
+      <w:lvlText w:val="%4."/>
+      <w:lvlJc w:val="left"/>
+      <w:pPr>
+        <w:tabs>
+          <w:tab w:val="num" w:pos="2880"/>
+        </w:tabs>
+        <w:ind w:left="2880" w:hanging="360"/>
+      </w:pPr>
+    </w:lvl>
+    <w:lvl w:ilvl="4" w:tentative="1">
+      <w:start w:val="1"/>
+      <w:numFmt w:val="decimal"/>
+      <w:lvlText w:val="%5."/>
+      <w:lvlJc w:val="left"/>
+      <w:pPr>
+        <w:tabs>
+          <w:tab w:val="num" w:pos="3600"/>
+        </w:tabs>
+        <w:ind w:left="3600" w:hanging="360"/>
+      </w:pPr>
+    </w:lvl>
+    <w:lvl w:ilvl="5" w:tentative="1">
+      <w:start w:val="1"/>
+      <w:numFmt w:val="decimal"/>
+      <w:lvlText w:val="%6."/>
+      <w:lvlJc w:val="left"/>
+      <w:pPr>
+        <w:tabs>
+          <w:tab w:val="num" w:pos="4320"/>
+        </w:tabs>
+        <w:ind w:left="4320" w:hanging="360"/>
+      </w:pPr>
+    </w:lvl>
+    <w:lvl w:ilvl="6" w:tentative="1">
+      <w:start w:val="1"/>
+      <w:numFmt w:val="decimal"/>
+      <w:lvlText w:val="%7."/>
+      <w:lvlJc w:val="left"/>
+      <w:pPr>
+        <w:tabs>
+          <w:tab w:val="num" w:pos="5040"/>
+        </w:tabs>
+        <w:ind w:left="5040" w:hanging="360"/>
+      </w:pPr>
+    </w:lvl>
+    <w:lvl w:ilvl="7" w:tentative="1">
+      <w:start w:val="1"/>
+      <w:numFmt w:val="decimal"/>
+      <w:lvlText w:val="%8."/>
+      <w:lvlJc w:val="left"/>
+      <w:pPr>
+        <w:tabs>
+          <w:tab w:val="num" w:pos="5760"/>
+        </w:tabs>
+        <w:ind w:left="5760" w:hanging="360"/>
+      </w:pPr>
+    </w:lvl>
+    <w:lvl w:ilvl="8" w:tentative="1">
+      <w:start w:val="1"/>
+      <w:numFmt w:val="decimal"/>
+      <w:lvlText w:val="%9."/>
+      <w:lvlJc w:val="left"/>
+      <w:pPr>
+        <w:tabs>
+          <w:tab w:val="num" w:pos="6480"/>
+        </w:tabs>
+        <w:ind w:left="6480" w:hanging="360"/>
+      </w:pPr>
+    </w:lvl>
+  </w:abstractNum>
+  <w:abstractNum w:abstractNumId="1" w15:restartNumberingAfterBreak="0">
+    <w:nsid w:val="402C2A6D"/>
+    <w:multiLevelType w:val="hybridMultilevel"/>
+    <w:tmpl w:val="05DC1B30"/>
+    <w:lvl w:ilvl="0" w:tplc="240A000F">
+      <w:start w:val="1"/>
+      <w:numFmt w:val="decimal"/>
+      <w:lvlText w:val="%1."/>
+      <w:lvlJc w:val="left"/>
+      <w:pPr>
+        <w:ind w:left="720" w:hanging="360"/>
+      </w:pPr>
+      <w:rPr>
+        <w:rFonts w:hint="default"/>
+      </w:rPr>
+    </w:lvl>
+    <w:lvl w:ilvl="1" w:tplc="240A0019" w:tentative="1">
+      <w:start w:val="1"/>
+      <w:numFmt w:val="lowerLetter"/>
+      <w:lvlText w:val="%2."/>
+      <w:lvlJc w:val="left"/>
+      <w:pPr>
+        <w:ind w:left="1440" w:hanging="360"/>
+      </w:pPr>
+    </w:lvl>
+    <w:lvl w:ilvl="2" w:tplc="240A001B" w:tentative="1">
+      <w:start w:val="1"/>
+      <w:numFmt w:val="lowerRoman"/>
+      <w:lvlText w:val="%3."/>
+      <w:lvlJc w:val="right"/>
+      <w:pPr>
+        <w:ind w:left="2160" w:hanging="180"/>
+      </w:pPr>
+    </w:lvl>
+    <w:lvl w:ilvl="3" w:tplc="240A000F" w:tentative="1">
+      <w:start w:val="1"/>
+      <w:numFmt w:val="decimal"/>
+      <w:lvlText w:val="%4."/>
+      <w:lvlJc w:val="left"/>
+      <w:pPr>
+        <w:ind w:left="2880" w:hanging="360"/>
+      </w:pPr>
+    </w:lvl>
+    <w:lvl w:ilvl="4" w:tplc="240A0019" w:tentative="1">
+      <w:start w:val="1"/>
+      <w:numFmt w:val="lowerLetter"/>
+      <w:lvlText w:val="%5."/>
+      <w:lvlJc w:val="left"/>
+      <w:pPr>
+        <w:ind w:left="3600" w:hanging="360"/>
+      </w:pPr>
+    </w:lvl>
+    <w:lvl w:ilvl="5" w:tplc="240A001B" w:tentative="1">
+      <w:start w:val="1"/>
+      <w:numFmt w:val="lowerRoman"/>
+      <w:lvlText w:val="%6."/>
+      <w:lvlJc w:val="right"/>
+      <w:pPr>
+        <w:ind w:left="4320" w:hanging="180"/>
+      </w:pPr>
+    </w:lvl>
+    <w:lvl w:ilvl="6" w:tplc="240A000F" w:tentative="1">
+      <w:start w:val="1"/>
+      <w:numFmt w:val="decimal"/>
+      <w:lvlText w:val="%7."/>
+      <w:lvlJc w:val="left"/>
+      <w:pPr>
+        <w:ind w:left="5040" w:hanging="360"/>
+      </w:pPr>
+    </w:lvl>
+    <w:lvl w:ilvl="7" w:tplc="240A0019" w:tentative="1">
+      <w:start w:val="1"/>
+      <w:numFmt w:val="lowerLetter"/>
+      <w:lvlText w:val="%8."/>
+      <w:lvlJc w:val="left"/>
+      <w:pPr>
+        <w:ind w:left="5760" w:hanging="360"/>
+      </w:pPr>
+    </w:lvl>
+    <w:lvl w:ilvl="8" w:tplc="240A001B" w:tentative="1">
+      <w:start w:val="1"/>
+      <w:numFmt w:val="lowerRoman"/>
+      <w:lvlText w:val="%9."/>
+      <w:lvlJc w:val="right"/>
+      <w:pPr>
+        <w:ind w:left="6480" w:hanging="180"/>
+      </w:pPr>
+    </w:lvl>
+  </w:abstractNum>
+  <w:abstractNum w:abstractNumId="2" w15:restartNumberingAfterBreak="0">
+    <w:nsid w:val="5805123D"/>
+    <w:multiLevelType w:val="hybridMultilevel"/>
+    <w:tmpl w:val="EC8AF7B4"/>
+    <w:lvl w:ilvl="0" w:tplc="240A0001">
+      <w:start w:val="1"/>
+      <w:numFmt w:val="bullet"/>
+      <w:lvlText w:val=""/>
+      <w:lvlJc w:val="left"/>
+      <w:pPr>
+        <w:ind w:left="1080" w:hanging="360"/>
+      </w:pPr>
+      <w:rPr>
+        <w:rFonts w:ascii="Symbol" w:hAnsi="Symbol" w:hint="default"/>
+      </w:rPr>
+    </w:lvl>
+    <w:lvl w:ilvl="1" w:tplc="240A0003" w:tentative="1">
+      <w:start w:val="1"/>
+      <w:numFmt w:val="bullet"/>
+      <w:lvlText w:val="o"/>
+      <w:lvlJc w:val="left"/>
+      <w:pPr>
+        <w:ind w:left="1800" w:hanging="360"/>
+      </w:pPr>
+      <w:rPr>
+        <w:rFonts w:ascii="Courier New" w:hAnsi="Courier New" w:cs="Courier New" w:hint="default"/>
+      </w:rPr>
+    </w:lvl>
+    <w:lvl w:ilvl="2" w:tplc="240A0005" w:tentative="1">
+      <w:start w:val="1"/>
+      <w:numFmt w:val="bullet"/>
+      <w:lvlText w:val=""/>
+      <w:lvlJc w:val="left"/>
+      <w:pPr>
+        <w:ind w:left="2520" w:hanging="360"/>
+      </w:pPr>
+      <w:rPr>
+        <w:rFonts w:ascii="Wingdings" w:hAnsi="Wingdings" w:hint="default"/>
+      </w:rPr>
+    </w:lvl>
+    <w:lvl w:ilvl="3" w:tplc="240A0001" w:tentative="1">
+      <w:start w:val="1"/>
+      <w:numFmt w:val="bullet"/>
+      <w:lvlText w:val=""/>
+      <w:lvlJc w:val="left"/>
+      <w:pPr>
+        <w:ind w:left="3240" w:hanging="360"/>
+      </w:pPr>
+      <w:rPr>
+        <w:rFonts w:ascii="Symbol" w:hAnsi="Symbol" w:hint="default"/>
+      </w:rPr>
+    </w:lvl>
+    <w:lvl w:ilvl="4" w:tplc="240A0003" w:tentative="1">
+      <w:start w:val="1"/>
+      <w:numFmt w:val="bullet"/>
+      <w:lvlText w:val="o"/>
+      <w:lvlJc w:val="left"/>
+      <w:pPr>
+        <w:ind w:left="3960" w:hanging="360"/>
+      </w:pPr>
+      <w:rPr>
+        <w:rFonts w:ascii="Courier New" w:hAnsi="Courier New" w:cs="Courier New" w:hint="default"/>
+      </w:rPr>
+    </w:lvl>
+    <w:lvl w:ilvl="5" w:tplc="240A0005" w:tentative="1">
+      <w:start w:val="1"/>
+      <w:numFmt w:val="bullet"/>
+      <w:lvlText w:val=""/>
+      <w:lvlJc w:val="left"/>
+      <w:pPr>
+        <w:ind w:left="4680" w:hanging="360"/>
+      </w:pPr>
+      <w:rPr>
+        <w:rFonts w:ascii="Wingdings" w:hAnsi="Wingdings" w:hint="default"/>
+      </w:rPr>
+    </w:lvl>
+    <w:lvl w:ilvl="6" w:tplc="240A0001" w:tentative="1">
+      <w:start w:val="1"/>
+      <w:numFmt w:val="bullet"/>
+      <w:lvlText w:val=""/>
+      <w:lvlJc w:val="left"/>
+      <w:pPr>
+        <w:ind w:left="5400" w:hanging="360"/>
+      </w:pPr>
+      <w:rPr>
+        <w:rFonts w:ascii="Symbol" w:hAnsi="Symbol" w:hint="default"/>
+      </w:rPr>
+    </w:lvl>
+    <w:lvl w:ilvl="7" w:tplc="240A0003" w:tentative="1">
+      <w:start w:val="1"/>
+      <w:numFmt w:val="bullet"/>
+      <w:lvlText w:val="o"/>
+      <w:lvlJc w:val="left"/>
+      <w:pPr>
+        <w:ind w:left="6120" w:hanging="360"/>
+      </w:pPr>
+      <w:rPr>
+        <w:rFonts w:ascii="Courier New" w:hAnsi="Courier New" w:cs="Courier New" w:hint="default"/>
+      </w:rPr>
+    </w:lvl>
+    <w:lvl w:ilvl="8" w:tplc="240A0005" w:tentative="1">
+      <w:start w:val="1"/>
+      <w:numFmt w:val="bullet"/>
+      <w:lvlText w:val=""/>
+      <w:lvlJc w:val="left"/>
+      <w:pPr>
+        <w:ind w:left="6840" w:hanging="360"/>
+      </w:pPr>
+      <w:rPr>
+        <w:rFonts w:ascii="Wingdings" w:hAnsi="Wingdings" w:hint="default"/>
+      </w:rPr>
+    </w:lvl>
+  </w:abstractNum>
+  <w:num w:numId="1" w16cid:durableId="333999718">
+    <w:abstractNumId w:val="1"/>
+  </w:num>
+  <w:num w:numId="2" w16cid:durableId="1593658938">
+    <w:abstractNumId w:val="2"/>
+  </w:num>
+  <w:num w:numId="3" w16cid:durableId="1502117783">
+    <w:abstractNumId w:val="0"/>
+  </w:num>
+</w:numbering>
 </file>
 
 <file path=word/styles.xml><?xml version="1.0" encoding="utf-8"?>
@@ -1353,7 +3283,7 @@
     <w:link w:val="Ttulo1Car"/>
     <w:uiPriority w:val="9"/>
     <w:qFormat/>
-    <w:rsid w:val="00613C48"/>
+    <w:rsid w:val="00EA11BF"/>
     <w:pPr>
       <w:keepNext/>
       <w:keepLines/>
@@ -1362,7 +3292,7 @@
     </w:pPr>
     <w:rPr>
       <w:rFonts w:asciiTheme="majorHAnsi" w:eastAsiaTheme="majorEastAsia" w:hAnsiTheme="majorHAnsi" w:cstheme="majorBidi"/>
-      <w:color w:val="0F4761" w:themeColor="accent1" w:themeShade="BF"/>
+      <w:color w:val="7C9163" w:themeColor="accent1" w:themeShade="BF"/>
       <w:sz w:val="40"/>
       <w:szCs w:val="40"/>
     </w:rPr>
@@ -1376,7 +3306,7 @@
     <w:semiHidden/>
     <w:unhideWhenUsed/>
     <w:qFormat/>
-    <w:rsid w:val="00613C48"/>
+    <w:rsid w:val="00EA11BF"/>
     <w:pPr>
       <w:keepNext/>
       <w:keepLines/>
@@ -1385,7 +3315,7 @@
     </w:pPr>
     <w:rPr>
       <w:rFonts w:asciiTheme="majorHAnsi" w:eastAsiaTheme="majorEastAsia" w:hAnsiTheme="majorHAnsi" w:cstheme="majorBidi"/>
-      <w:color w:val="0F4761" w:themeColor="accent1" w:themeShade="BF"/>
+      <w:color w:val="7C9163" w:themeColor="accent1" w:themeShade="BF"/>
       <w:sz w:val="32"/>
       <w:szCs w:val="32"/>
     </w:rPr>
@@ -1399,7 +3329,7 @@
     <w:semiHidden/>
     <w:unhideWhenUsed/>
     <w:qFormat/>
-    <w:rsid w:val="00613C48"/>
+    <w:rsid w:val="00EA11BF"/>
     <w:pPr>
       <w:keepNext/>
       <w:keepLines/>
@@ -1408,7 +3338,7 @@
     </w:pPr>
     <w:rPr>
       <w:rFonts w:eastAsiaTheme="majorEastAsia" w:cstheme="majorBidi"/>
-      <w:color w:val="0F4761" w:themeColor="accent1" w:themeShade="BF"/>
+      <w:color w:val="7C9163" w:themeColor="accent1" w:themeShade="BF"/>
       <w:sz w:val="28"/>
       <w:szCs w:val="28"/>
     </w:rPr>
@@ -1422,7 +3352,7 @@
     <w:semiHidden/>
     <w:unhideWhenUsed/>
     <w:qFormat/>
-    <w:rsid w:val="00613C48"/>
+    <w:rsid w:val="00EA11BF"/>
     <w:pPr>
       <w:keepNext/>
       <w:keepLines/>
@@ -1433,7 +3363,7 @@
       <w:rFonts w:eastAsiaTheme="majorEastAsia" w:cstheme="majorBidi"/>
       <w:i/>
       <w:iCs/>
-      <w:color w:val="0F4761" w:themeColor="accent1" w:themeShade="BF"/>
+      <w:color w:val="7C9163" w:themeColor="accent1" w:themeShade="BF"/>
     </w:rPr>
   </w:style>
   <w:style w:type="paragraph" w:styleId="Ttulo5">
@@ -1445,7 +3375,7 @@
     <w:semiHidden/>
     <w:unhideWhenUsed/>
     <w:qFormat/>
-    <w:rsid w:val="00613C48"/>
+    <w:rsid w:val="00EA11BF"/>
     <w:pPr>
       <w:keepNext/>
       <w:keepLines/>
@@ -1454,7 +3384,7 @@
     </w:pPr>
     <w:rPr>
       <w:rFonts w:eastAsiaTheme="majorEastAsia" w:cstheme="majorBidi"/>
-      <w:color w:val="0F4761" w:themeColor="accent1" w:themeShade="BF"/>
+      <w:color w:val="7C9163" w:themeColor="accent1" w:themeShade="BF"/>
     </w:rPr>
   </w:style>
   <w:style w:type="paragraph" w:styleId="Ttulo6">
@@ -1466,7 +3396,7 @@
     <w:semiHidden/>
     <w:unhideWhenUsed/>
     <w:qFormat/>
-    <w:rsid w:val="00613C48"/>
+    <w:rsid w:val="00EA11BF"/>
     <w:pPr>
       <w:keepNext/>
       <w:keepLines/>
@@ -1489,7 +3419,7 @@
     <w:semiHidden/>
     <w:unhideWhenUsed/>
     <w:qFormat/>
-    <w:rsid w:val="00613C48"/>
+    <w:rsid w:val="00EA11BF"/>
     <w:pPr>
       <w:keepNext/>
       <w:keepLines/>
@@ -1510,7 +3440,7 @@
     <w:semiHidden/>
     <w:unhideWhenUsed/>
     <w:qFormat/>
-    <w:rsid w:val="00613C48"/>
+    <w:rsid w:val="00EA11BF"/>
     <w:pPr>
       <w:keepNext/>
       <w:keepLines/>
@@ -1533,7 +3463,7 @@
     <w:semiHidden/>
     <w:unhideWhenUsed/>
     <w:qFormat/>
-    <w:rsid w:val="00613C48"/>
+    <w:rsid w:val="00EA11BF"/>
     <w:pPr>
       <w:keepNext/>
       <w:keepLines/>
@@ -1576,10 +3506,10 @@
     <w:basedOn w:val="Fuentedeprrafopredeter"/>
     <w:link w:val="Ttulo1"/>
     <w:uiPriority w:val="9"/>
-    <w:rsid w:val="00613C48"/>
+    <w:rsid w:val="00EA11BF"/>
     <w:rPr>
       <w:rFonts w:asciiTheme="majorHAnsi" w:eastAsiaTheme="majorEastAsia" w:hAnsiTheme="majorHAnsi" w:cstheme="majorBidi"/>
-      <w:color w:val="0F4761" w:themeColor="accent1" w:themeShade="BF"/>
+      <w:color w:val="7C9163" w:themeColor="accent1" w:themeShade="BF"/>
       <w:sz w:val="40"/>
       <w:szCs w:val="40"/>
     </w:rPr>
@@ -1590,10 +3520,10 @@
     <w:link w:val="Ttulo2"/>
     <w:uiPriority w:val="9"/>
     <w:semiHidden/>
-    <w:rsid w:val="00613C48"/>
+    <w:rsid w:val="00EA11BF"/>
     <w:rPr>
       <w:rFonts w:asciiTheme="majorHAnsi" w:eastAsiaTheme="majorEastAsia" w:hAnsiTheme="majorHAnsi" w:cstheme="majorBidi"/>
-      <w:color w:val="0F4761" w:themeColor="accent1" w:themeShade="BF"/>
+      <w:color w:val="7C9163" w:themeColor="accent1" w:themeShade="BF"/>
       <w:sz w:val="32"/>
       <w:szCs w:val="32"/>
     </w:rPr>
@@ -1604,10 +3534,10 @@
     <w:link w:val="Ttulo3"/>
     <w:uiPriority w:val="9"/>
     <w:semiHidden/>
-    <w:rsid w:val="00613C48"/>
+    <w:rsid w:val="00EA11BF"/>
     <w:rPr>
       <w:rFonts w:eastAsiaTheme="majorEastAsia" w:cstheme="majorBidi"/>
-      <w:color w:val="0F4761" w:themeColor="accent1" w:themeShade="BF"/>
+      <w:color w:val="7C9163" w:themeColor="accent1" w:themeShade="BF"/>
       <w:sz w:val="28"/>
       <w:szCs w:val="28"/>
     </w:rPr>
@@ -1618,12 +3548,12 @@
     <w:link w:val="Ttulo4"/>
     <w:uiPriority w:val="9"/>
     <w:semiHidden/>
-    <w:rsid w:val="00613C48"/>
+    <w:rsid w:val="00EA11BF"/>
     <w:rPr>
       <w:rFonts w:eastAsiaTheme="majorEastAsia" w:cstheme="majorBidi"/>
       <w:i/>
       <w:iCs/>
-      <w:color w:val="0F4761" w:themeColor="accent1" w:themeShade="BF"/>
+      <w:color w:val="7C9163" w:themeColor="accent1" w:themeShade="BF"/>
     </w:rPr>
   </w:style>
   <w:style w:type="character" w:customStyle="1" w:styleId="Ttulo5Car">
@@ -1632,10 +3562,10 @@
     <w:link w:val="Ttulo5"/>
     <w:uiPriority w:val="9"/>
     <w:semiHidden/>
-    <w:rsid w:val="00613C48"/>
+    <w:rsid w:val="00EA11BF"/>
     <w:rPr>
       <w:rFonts w:eastAsiaTheme="majorEastAsia" w:cstheme="majorBidi"/>
-      <w:color w:val="0F4761" w:themeColor="accent1" w:themeShade="BF"/>
+      <w:color w:val="7C9163" w:themeColor="accent1" w:themeShade="BF"/>
     </w:rPr>
   </w:style>
   <w:style w:type="character" w:customStyle="1" w:styleId="Ttulo6Car">
@@ -1644,7 +3574,7 @@
     <w:link w:val="Ttulo6"/>
     <w:uiPriority w:val="9"/>
     <w:semiHidden/>
-    <w:rsid w:val="00613C48"/>
+    <w:rsid w:val="00EA11BF"/>
     <w:rPr>
       <w:rFonts w:eastAsiaTheme="majorEastAsia" w:cstheme="majorBidi"/>
       <w:i/>
@@ -1658,7 +3588,7 @@
     <w:link w:val="Ttulo7"/>
     <w:uiPriority w:val="9"/>
     <w:semiHidden/>
-    <w:rsid w:val="00613C48"/>
+    <w:rsid w:val="00EA11BF"/>
     <w:rPr>
       <w:rFonts w:eastAsiaTheme="majorEastAsia" w:cstheme="majorBidi"/>
       <w:color w:val="595959" w:themeColor="text1" w:themeTint="A6"/>
@@ -1670,7 +3600,7 @@
     <w:link w:val="Ttulo8"/>
     <w:uiPriority w:val="9"/>
     <w:semiHidden/>
-    <w:rsid w:val="00613C48"/>
+    <w:rsid w:val="00EA11BF"/>
     <w:rPr>
       <w:rFonts w:eastAsiaTheme="majorEastAsia" w:cstheme="majorBidi"/>
       <w:i/>
@@ -1684,7 +3614,7 @@
     <w:link w:val="Ttulo9"/>
     <w:uiPriority w:val="9"/>
     <w:semiHidden/>
-    <w:rsid w:val="00613C48"/>
+    <w:rsid w:val="00EA11BF"/>
     <w:rPr>
       <w:rFonts w:eastAsiaTheme="majorEastAsia" w:cstheme="majorBidi"/>
       <w:color w:val="272727" w:themeColor="text1" w:themeTint="D8"/>
@@ -1697,7 +3627,7 @@
     <w:link w:val="TtuloCar"/>
     <w:uiPriority w:val="10"/>
     <w:qFormat/>
-    <w:rsid w:val="00613C48"/>
+    <w:rsid w:val="00EA11BF"/>
     <w:pPr>
       <w:spacing w:after="80" w:line="240" w:lineRule="auto"/>
       <w:contextualSpacing/>
@@ -1715,7 +3645,7 @@
     <w:basedOn w:val="Fuentedeprrafopredeter"/>
     <w:link w:val="Ttulo"/>
     <w:uiPriority w:val="10"/>
-    <w:rsid w:val="00613C48"/>
+    <w:rsid w:val="00EA11BF"/>
     <w:rPr>
       <w:rFonts w:asciiTheme="majorHAnsi" w:eastAsiaTheme="majorEastAsia" w:hAnsiTheme="majorHAnsi" w:cstheme="majorBidi"/>
       <w:spacing w:val="-10"/>
@@ -1731,7 +3661,7 @@
     <w:link w:val="SubttuloCar"/>
     <w:uiPriority w:val="11"/>
     <w:qFormat/>
-    <w:rsid w:val="00613C48"/>
+    <w:rsid w:val="00EA11BF"/>
     <w:pPr>
       <w:numPr>
         <w:ilvl w:val="1"/>
@@ -1750,7 +3680,7 @@
     <w:basedOn w:val="Fuentedeprrafopredeter"/>
     <w:link w:val="Subttulo"/>
     <w:uiPriority w:val="11"/>
-    <w:rsid w:val="00613C48"/>
+    <w:rsid w:val="00EA11BF"/>
     <w:rPr>
       <w:rFonts w:eastAsiaTheme="majorEastAsia" w:cstheme="majorBidi"/>
       <w:color w:val="595959" w:themeColor="text1" w:themeTint="A6"/>
@@ -1766,7 +3696,7 @@
     <w:link w:val="CitaCar"/>
     <w:uiPriority w:val="29"/>
     <w:qFormat/>
-    <w:rsid w:val="00613C48"/>
+    <w:rsid w:val="00EA11BF"/>
     <w:pPr>
       <w:spacing w:before="160"/>
       <w:jc w:val="center"/>
@@ -1782,7 +3712,7 @@
     <w:basedOn w:val="Fuentedeprrafopredeter"/>
     <w:link w:val="Cita"/>
     <w:uiPriority w:val="29"/>
-    <w:rsid w:val="00613C48"/>
+    <w:rsid w:val="00EA11BF"/>
     <w:rPr>
       <w:i/>
       <w:iCs/>
@@ -1794,7 +3724,7 @@
     <w:basedOn w:val="Normal"/>
     <w:uiPriority w:val="34"/>
     <w:qFormat/>
-    <w:rsid w:val="00613C48"/>
+    <w:rsid w:val="00EA11BF"/>
     <w:pPr>
       <w:ind w:left="720"/>
       <w:contextualSpacing/>
@@ -1805,11 +3735,11 @@
     <w:basedOn w:val="Fuentedeprrafopredeter"/>
     <w:uiPriority w:val="21"/>
     <w:qFormat/>
-    <w:rsid w:val="00613C48"/>
+    <w:rsid w:val="00EA11BF"/>
     <w:rPr>
       <w:i/>
       <w:iCs/>
-      <w:color w:val="0F4761" w:themeColor="accent1" w:themeShade="BF"/>
+      <w:color w:val="7C9163" w:themeColor="accent1" w:themeShade="BF"/>
     </w:rPr>
   </w:style>
   <w:style w:type="paragraph" w:styleId="Citadestacada">
@@ -1819,11 +3749,11 @@
     <w:link w:val="CitadestacadaCar"/>
     <w:uiPriority w:val="30"/>
     <w:qFormat/>
-    <w:rsid w:val="00613C48"/>
+    <w:rsid w:val="00EA11BF"/>
     <w:pPr>
       <w:pBdr>
-        <w:top w:val="single" w:sz="4" w:space="10" w:color="0F4761" w:themeColor="accent1" w:themeShade="BF"/>
-        <w:bottom w:val="single" w:sz="4" w:space="10" w:color="0F4761" w:themeColor="accent1" w:themeShade="BF"/>
+        <w:top w:val="single" w:sz="4" w:space="10" w:color="7C9163" w:themeColor="accent1" w:themeShade="BF"/>
+        <w:bottom w:val="single" w:sz="4" w:space="10" w:color="7C9163" w:themeColor="accent1" w:themeShade="BF"/>
       </w:pBdr>
       <w:spacing w:before="360" w:after="360"/>
       <w:ind w:left="864" w:right="864"/>
@@ -1832,7 +3762,7 @@
     <w:rPr>
       <w:i/>
       <w:iCs/>
-      <w:color w:val="0F4761" w:themeColor="accent1" w:themeShade="BF"/>
+      <w:color w:val="7C9163" w:themeColor="accent1" w:themeShade="BF"/>
     </w:rPr>
   </w:style>
   <w:style w:type="character" w:customStyle="1" w:styleId="CitadestacadaCar">
@@ -1840,11 +3770,11 @@
     <w:basedOn w:val="Fuentedeprrafopredeter"/>
     <w:link w:val="Citadestacada"/>
     <w:uiPriority w:val="30"/>
-    <w:rsid w:val="00613C48"/>
+    <w:rsid w:val="00EA11BF"/>
     <w:rPr>
       <w:i/>
       <w:iCs/>
-      <w:color w:val="0F4761" w:themeColor="accent1" w:themeShade="BF"/>
+      <w:color w:val="7C9163" w:themeColor="accent1" w:themeShade="BF"/>
     </w:rPr>
   </w:style>
   <w:style w:type="character" w:styleId="Referenciaintensa">
@@ -1852,12 +3782,12 @@
     <w:basedOn w:val="Fuentedeprrafopredeter"/>
     <w:uiPriority w:val="32"/>
     <w:qFormat/>
-    <w:rsid w:val="00613C48"/>
+    <w:rsid w:val="00EA11BF"/>
     <w:rPr>
       <w:b/>
       <w:bCs/>
       <w:smallCaps/>
-      <w:color w:val="0F4761" w:themeColor="accent1" w:themeShade="BF"/>
+      <w:color w:val="7C9163" w:themeColor="accent1" w:themeShade="BF"/>
       <w:spacing w:val="5"/>
     </w:rPr>
   </w:style>
@@ -1867,7 +3797,7 @@
 <file path=word/theme/theme1.xml><?xml version="1.0" encoding="utf-8"?>
 <a:theme xmlns:a="http://schemas.openxmlformats.org/drawingml/2006/main" name="Tema de Office">
   <a:themeElements>
-    <a:clrScheme name="Office">
+    <a:clrScheme name="Papel">
       <a:dk1>
         <a:sysClr val="windowText" lastClr="000000"/>
       </a:dk1>
@@ -1875,34 +3805,34 @@
         <a:sysClr val="window" lastClr="FFFFFF"/>
       </a:lt1>
       <a:dk2>
-        <a:srgbClr val="0E2841"/>
+        <a:srgbClr val="444D26"/>
       </a:dk2>
       <a:lt2>
-        <a:srgbClr val="E8E8E8"/>
+        <a:srgbClr val="FEFAC9"/>
       </a:lt2>
       <a:accent1>
-        <a:srgbClr val="156082"/>
+        <a:srgbClr val="A5B592"/>
       </a:accent1>
       <a:accent2>
-        <a:srgbClr val="E97132"/>
+        <a:srgbClr val="F3A447"/>
       </a:accent2>
       <a:accent3>
-        <a:srgbClr val="196B24"/>
+        <a:srgbClr val="E7BC29"/>
       </a:accent3>
       <a:accent4>
-        <a:srgbClr val="0F9ED5"/>
+        <a:srgbClr val="D092A7"/>
       </a:accent4>
       <a:accent5>
-        <a:srgbClr val="A02B93"/>
+        <a:srgbClr val="9C85C0"/>
       </a:accent5>
       <a:accent6>
-        <a:srgbClr val="4EA72E"/>
+        <a:srgbClr val="809EC2"/>
       </a:accent6>
       <a:hlink>
-        <a:srgbClr val="467886"/>
+        <a:srgbClr val="8E58B6"/>
       </a:hlink>
       <a:folHlink>
-        <a:srgbClr val="96607D"/>
+        <a:srgbClr val="7F6F6F"/>
       </a:folHlink>
     </a:clrScheme>
     <a:fontScheme name="Office">
@@ -2011,7 +3941,7 @@
         <a:font script="Tfng" typeface="Ebrima"/>
       </a:minorFont>
     </a:fontScheme>
-    <a:fmtScheme name="Office">
+    <a:fmtScheme name="Brillante">
       <a:fillStyleLst>
         <a:solidFill>
           <a:schemeClr val="phClr"/>
@@ -2020,93 +3950,127 @@
           <a:gsLst>
             <a:gs pos="0">
               <a:schemeClr val="phClr">
-                <a:lumMod val="110000"/>
-                <a:satMod val="105000"/>
-                <a:tint val="67000"/>
+                <a:tint val="62000"/>
+                <a:satMod val="180000"/>
               </a:schemeClr>
             </a:gs>
-            <a:gs pos="50000">
+            <a:gs pos="65000">
               <a:schemeClr val="phClr">
-                <a:lumMod val="105000"/>
-                <a:satMod val="103000"/>
-                <a:tint val="73000"/>
+                <a:tint val="32000"/>
+                <a:satMod val="250000"/>
               </a:schemeClr>
             </a:gs>
             <a:gs pos="100000">
               <a:schemeClr val="phClr">
-                <a:lumMod val="105000"/>
-                <a:satMod val="109000"/>
-                <a:tint val="81000"/>
+                <a:tint val="23000"/>
+                <a:satMod val="300000"/>
               </a:schemeClr>
             </a:gs>
           </a:gsLst>
-          <a:lin ang="5400000" scaled="0"/>
+          <a:lin ang="16200000" scaled="0"/>
         </a:gradFill>
         <a:gradFill rotWithShape="1">
           <a:gsLst>
             <a:gs pos="0">
               <a:schemeClr val="phClr">
-                <a:satMod val="103000"/>
-                <a:lumMod val="102000"/>
-                <a:tint val="94000"/>
+                <a:shade val="15000"/>
+                <a:satMod val="180000"/>
               </a:schemeClr>
             </a:gs>
             <a:gs pos="50000">
               <a:schemeClr val="phClr">
-                <a:satMod val="110000"/>
-                <a:lumMod val="100000"/>
-                <a:shade val="100000"/>
+                <a:shade val="45000"/>
+                <a:satMod val="170000"/>
+              </a:schemeClr>
+            </a:gs>
+            <a:gs pos="70000">
+              <a:schemeClr val="phClr">
+                <a:tint val="99000"/>
+                <a:shade val="65000"/>
+                <a:satMod val="155000"/>
               </a:schemeClr>
             </a:gs>
             <a:gs pos="100000">
               <a:schemeClr val="phClr">
-                <a:lumMod val="99000"/>
-                <a:satMod val="120000"/>
-                <a:shade val="78000"/>
+                <a:tint val="95500"/>
+                <a:shade val="100000"/>
+                <a:satMod val="155000"/>
               </a:schemeClr>
             </a:gs>
           </a:gsLst>
-          <a:lin ang="5400000" scaled="0"/>
+          <a:lin ang="16200000" scaled="0"/>
         </a:gradFill>
       </a:fillStyleLst>
       <a:lnStyleLst>
-        <a:ln w="6350" cap="flat" cmpd="sng" algn="ctr">
+        <a:ln w="12700" cap="flat" cmpd="sng" algn="ctr">
+          <a:solidFill>
+            <a:schemeClr val="phClr">
+              <a:tint val="95000"/>
+              <a:shade val="95000"/>
+              <a:satMod val="120000"/>
+            </a:schemeClr>
+          </a:solidFill>
+          <a:prstDash val="solid"/>
+        </a:ln>
+        <a:ln w="55000" cap="flat" cmpd="thickThin" algn="ctr">
+          <a:solidFill>
+            <a:schemeClr val="phClr">
+              <a:tint val="90000"/>
+              <a:satMod val="130000"/>
+            </a:schemeClr>
+          </a:solidFill>
+          <a:prstDash val="solid"/>
+        </a:ln>
+        <a:ln w="50800" cap="flat" cmpd="sng" algn="ctr">
           <a:solidFill>
             <a:schemeClr val="phClr"/>
           </a:solidFill>
           <a:prstDash val="solid"/>
-          <a:miter lim="800000"/>
-        </a:ln>
-        <a:ln w="12700" cap="flat" cmpd="sng" algn="ctr">
-          <a:solidFill>
-            <a:schemeClr val="phClr"/>
-          </a:solidFill>
-          <a:prstDash val="solid"/>
-          <a:miter lim="800000"/>
-        </a:ln>
-        <a:ln w="19050" cap="flat" cmpd="sng" algn="ctr">
-          <a:solidFill>
-            <a:schemeClr val="phClr"/>
-          </a:solidFill>
-          <a:prstDash val="solid"/>
-          <a:miter lim="800000"/>
         </a:ln>
       </a:lnStyleLst>
       <a:effectStyleLst>
         <a:effectStyle>
-          <a:effectLst/>
-        </a:effectStyle>
-        <a:effectStyle>
-          <a:effectLst/>
+          <a:effectLst>
+            <a:outerShdw blurRad="50800" dist="38100" dir="5400000" rotWithShape="0">
+              <a:srgbClr val="000000">
+                <a:alpha val="35000"/>
+              </a:srgbClr>
+            </a:outerShdw>
+          </a:effectLst>
         </a:effectStyle>
         <a:effectStyle>
           <a:effectLst>
-            <a:outerShdw blurRad="57150" dist="19050" dir="5400000" algn="ctr" rotWithShape="0">
+            <a:outerShdw blurRad="50800" dist="38100" dir="5400000" rotWithShape="0">
               <a:srgbClr val="000000">
-                <a:alpha val="63000"/>
+                <a:alpha val="35000"/>
               </a:srgbClr>
             </a:outerShdw>
           </a:effectLst>
+        </a:effectStyle>
+        <a:effectStyle>
+          <a:effectLst>
+            <a:outerShdw blurRad="63500" dist="38100" dir="5400000" rotWithShape="0">
+              <a:srgbClr val="000000">
+                <a:alpha val="45000"/>
+              </a:srgbClr>
+            </a:outerShdw>
+          </a:effectLst>
+          <a:scene3d>
+            <a:camera prst="orthographicFront">
+              <a:rot lat="0" lon="0" rev="0"/>
+            </a:camera>
+            <a:lightRig rig="glow" dir="t">
+              <a:rot lat="0" lon="0" rev="6360000"/>
+            </a:lightRig>
+          </a:scene3d>
+          <a:sp3d contourW="1000" prstMaterial="flat">
+            <a:bevelT w="95250" h="101600"/>
+            <a:contourClr>
+              <a:schemeClr val="phClr">
+                <a:satMod val="300000"/>
+              </a:schemeClr>
+            </a:contourClr>
+          </a:sp3d>
         </a:effectStyle>
       </a:effectStyleLst>
       <a:bgFillStyleLst>
